--- a/小野町_引継ぎ_整理済/04_算定・見込量/小野町_令和8年法改正の反映と3区分の仕分け_20261015.docx
+++ b/小野町_引継ぎ_整理済/04_算定・見込量/小野町_令和8年法改正の反映と3区分の仕分け_20261015.docx
@@ -978,7 +978,7 @@
             <w:b/>
             <w:sz w:val="22"/>
           </w:rPr>
-          <w:t xml:space="preserve">5　両計画の接点が法定になったこと</w:t>
+          <w:t xml:space="preserve">5　特定地域（中山間・人口減少地域）　本町の当てはめ</w:t>
         </w:r>
         <w:r>
           <w:rPr>
@@ -1030,17 +1030,16 @@
         <w:tabs>
           <w:tab w:pos="9751" w:val="right" w:leader="dot"/>
         </w:tabs>
-        <w:spacing w:before="20" w:after="20" w:line="252" w:lineRule="auto"/>
-        <w:ind w:left="0"/>
+        <w:spacing w:before="0" w:after="0" w:line="252" w:lineRule="auto"/>
+        <w:ind w:left="510"/>
       </w:pPr>
       <w:hyperlink w:anchor="_Toc_016">
         <w:r>
           <w:rPr>
             <w:rFonts w:ascii="游ゴシック" w:hAnsi="游ゴシック" w:eastAsia="游ゴシック"/>
-            <w:b/>
-            <w:sz w:val="22"/>
+            <w:sz w:val="20"/>
           </w:rPr>
-          <w:t xml:space="preserve">6　照会</w:t>
+          <w:t xml:space="preserve">5-1　国が示そうとしている基準（素案）</w:t>
         </w:r>
         <w:r>
           <w:rPr>
@@ -1073,7 +1072,6 @@
         <w:r>
           <w:rPr>
             <w:rFonts w:ascii="游ゴシック" w:hAnsi="游ゴシック" w:eastAsia="游ゴシック"/>
-            <w:b/>
             <w:sz w:val="20"/>
           </w:rPr>
           <w:t xml:space="preserve">－</w:t>
@@ -1101,7 +1099,7 @@
             <w:rFonts w:ascii="游ゴシック" w:hAnsi="游ゴシック" w:eastAsia="游ゴシック"/>
             <w:sz w:val="20"/>
           </w:rPr>
-          <w:t xml:space="preserve">6-1　町への照会（6件）</w:t>
+          <w:t xml:space="preserve">5-2　本町が①に当たる理由</w:t>
         </w:r>
         <w:r>
           <w:rPr>
@@ -1161,7 +1159,7 @@
             <w:rFonts w:ascii="游ゴシック" w:hAnsi="游ゴシック" w:eastAsia="游ゴシック"/>
             <w:sz w:val="20"/>
           </w:rPr>
-          <w:t xml:space="preserve">6-2　県への照会（6件）</w:t>
+          <w:t xml:space="preserve">5-3　この確認の限界</w:t>
         </w:r>
         <w:r>
           <w:rPr>
@@ -1212,17 +1210,16 @@
         <w:tabs>
           <w:tab w:pos="9751" w:val="right" w:leader="dot"/>
         </w:tabs>
-        <w:spacing w:before="20" w:after="20" w:line="252" w:lineRule="auto"/>
-        <w:ind w:left="0"/>
+        <w:spacing w:before="0" w:after="0" w:line="252" w:lineRule="auto"/>
+        <w:ind w:left="510"/>
       </w:pPr>
       <w:hyperlink w:anchor="_Toc_019">
         <w:r>
           <w:rPr>
             <w:rFonts w:ascii="游ゴシック" w:hAnsi="游ゴシック" w:eastAsia="游ゴシック"/>
-            <w:b/>
-            <w:sz w:val="22"/>
+            <w:sz w:val="20"/>
           </w:rPr>
-          <w:t xml:space="preserve">7　まとめ</w:t>
+          <w:t xml:space="preserve">5-4　本町として次にすること</w:t>
         </w:r>
         <w:r>
           <w:rPr>
@@ -1244,6 +1241,311 @@
             <w:sz w:val="20"/>
           </w:rPr>
           <w:instrText xml:space="preserve"> PAGEREF _Toc_019 \h </w:instrText>
+        </w:r>
+        <w:r>
+          <w:rPr>
+            <w:rFonts w:ascii="游ゴシック" w:hAnsi="游ゴシック" w:eastAsia="游ゴシック"/>
+            <w:sz w:val="20"/>
+          </w:rPr>
+          <w:fldChar w:fldCharType="separate"/>
+        </w:r>
+        <w:r>
+          <w:rPr>
+            <w:rFonts w:ascii="游ゴシック" w:hAnsi="游ゴシック" w:eastAsia="游ゴシック"/>
+            <w:sz w:val="20"/>
+          </w:rPr>
+          <w:t xml:space="preserve">－</w:t>
+        </w:r>
+        <w:r>
+          <w:rPr>
+            <w:rFonts w:ascii="游ゴシック" w:hAnsi="游ゴシック" w:eastAsia="游ゴシック"/>
+            <w:sz w:val="20"/>
+          </w:rPr>
+          <w:fldChar w:fldCharType="end"/>
+        </w:r>
+      </w:hyperlink>
+    </w:p>
+    <w:p>
+      <w:pPr>
+        <w:tabs>
+          <w:tab w:pos="9751" w:val="right" w:leader="dot"/>
+        </w:tabs>
+        <w:spacing w:before="20" w:after="20" w:line="252" w:lineRule="auto"/>
+        <w:ind w:left="0"/>
+      </w:pPr>
+      <w:hyperlink w:anchor="_Toc_020">
+        <w:r>
+          <w:rPr>
+            <w:rFonts w:ascii="游ゴシック" w:hAnsi="游ゴシック" w:eastAsia="游ゴシック"/>
+            <w:b/>
+            <w:sz w:val="22"/>
+          </w:rPr>
+          <w:t xml:space="preserve">6　両計画の接点が法定になったこと</w:t>
+        </w:r>
+        <w:r>
+          <w:rPr>
+            <w:rFonts w:ascii="游ゴシック" w:hAnsi="游ゴシック" w:eastAsia="游ゴシック"/>
+            <w:sz w:val="20"/>
+          </w:rPr>
+          <w:tab/>
+        </w:r>
+        <w:r>
+          <w:rPr>
+            <w:rFonts w:ascii="游ゴシック" w:hAnsi="游ゴシック" w:eastAsia="游ゴシック"/>
+            <w:sz w:val="20"/>
+          </w:rPr>
+          <w:fldChar w:fldCharType="begin"/>
+        </w:r>
+        <w:r>
+          <w:rPr>
+            <w:rFonts w:ascii="游ゴシック" w:hAnsi="游ゴシック" w:eastAsia="游ゴシック"/>
+            <w:sz w:val="20"/>
+          </w:rPr>
+          <w:instrText xml:space="preserve"> PAGEREF _Toc_020 \h </w:instrText>
+        </w:r>
+        <w:r>
+          <w:rPr>
+            <w:rFonts w:ascii="游ゴシック" w:hAnsi="游ゴシック" w:eastAsia="游ゴシック"/>
+            <w:sz w:val="20"/>
+          </w:rPr>
+          <w:fldChar w:fldCharType="separate"/>
+        </w:r>
+        <w:r>
+          <w:rPr>
+            <w:rFonts w:ascii="游ゴシック" w:hAnsi="游ゴシック" w:eastAsia="游ゴシック"/>
+            <w:b/>
+            <w:sz w:val="20"/>
+          </w:rPr>
+          <w:t xml:space="preserve">－</w:t>
+        </w:r>
+        <w:r>
+          <w:rPr>
+            <w:rFonts w:ascii="游ゴシック" w:hAnsi="游ゴシック" w:eastAsia="游ゴシック"/>
+            <w:sz w:val="20"/>
+          </w:rPr>
+          <w:fldChar w:fldCharType="end"/>
+        </w:r>
+      </w:hyperlink>
+    </w:p>
+    <w:p>
+      <w:pPr>
+        <w:tabs>
+          <w:tab w:pos="9751" w:val="right" w:leader="dot"/>
+        </w:tabs>
+        <w:spacing w:before="20" w:after="20" w:line="252" w:lineRule="auto"/>
+        <w:ind w:left="0"/>
+      </w:pPr>
+      <w:hyperlink w:anchor="_Toc_021">
+        <w:r>
+          <w:rPr>
+            <w:rFonts w:ascii="游ゴシック" w:hAnsi="游ゴシック" w:eastAsia="游ゴシック"/>
+            <w:b/>
+            <w:sz w:val="22"/>
+          </w:rPr>
+          <w:t xml:space="preserve">7　照会</w:t>
+        </w:r>
+        <w:r>
+          <w:rPr>
+            <w:rFonts w:ascii="游ゴシック" w:hAnsi="游ゴシック" w:eastAsia="游ゴシック"/>
+            <w:sz w:val="20"/>
+          </w:rPr>
+          <w:tab/>
+        </w:r>
+        <w:r>
+          <w:rPr>
+            <w:rFonts w:ascii="游ゴシック" w:hAnsi="游ゴシック" w:eastAsia="游ゴシック"/>
+            <w:sz w:val="20"/>
+          </w:rPr>
+          <w:fldChar w:fldCharType="begin"/>
+        </w:r>
+        <w:r>
+          <w:rPr>
+            <w:rFonts w:ascii="游ゴシック" w:hAnsi="游ゴシック" w:eastAsia="游ゴシック"/>
+            <w:sz w:val="20"/>
+          </w:rPr>
+          <w:instrText xml:space="preserve"> PAGEREF _Toc_021 \h </w:instrText>
+        </w:r>
+        <w:r>
+          <w:rPr>
+            <w:rFonts w:ascii="游ゴシック" w:hAnsi="游ゴシック" w:eastAsia="游ゴシック"/>
+            <w:sz w:val="20"/>
+          </w:rPr>
+          <w:fldChar w:fldCharType="separate"/>
+        </w:r>
+        <w:r>
+          <w:rPr>
+            <w:rFonts w:ascii="游ゴシック" w:hAnsi="游ゴシック" w:eastAsia="游ゴシック"/>
+            <w:b/>
+            <w:sz w:val="20"/>
+          </w:rPr>
+          <w:t xml:space="preserve">－</w:t>
+        </w:r>
+        <w:r>
+          <w:rPr>
+            <w:rFonts w:ascii="游ゴシック" w:hAnsi="游ゴシック" w:eastAsia="游ゴシック"/>
+            <w:sz w:val="20"/>
+          </w:rPr>
+          <w:fldChar w:fldCharType="end"/>
+        </w:r>
+      </w:hyperlink>
+    </w:p>
+    <w:p>
+      <w:pPr>
+        <w:tabs>
+          <w:tab w:pos="9751" w:val="right" w:leader="dot"/>
+        </w:tabs>
+        <w:spacing w:before="0" w:after="0" w:line="252" w:lineRule="auto"/>
+        <w:ind w:left="510"/>
+      </w:pPr>
+      <w:hyperlink w:anchor="_Toc_022">
+        <w:r>
+          <w:rPr>
+            <w:rFonts w:ascii="游ゴシック" w:hAnsi="游ゴシック" w:eastAsia="游ゴシック"/>
+            <w:sz w:val="20"/>
+          </w:rPr>
+          <w:t xml:space="preserve">7-1　町への照会（6件）</w:t>
+        </w:r>
+        <w:r>
+          <w:rPr>
+            <w:rFonts w:ascii="游ゴシック" w:hAnsi="游ゴシック" w:eastAsia="游ゴシック"/>
+            <w:sz w:val="20"/>
+          </w:rPr>
+          <w:tab/>
+        </w:r>
+        <w:r>
+          <w:rPr>
+            <w:rFonts w:ascii="游ゴシック" w:hAnsi="游ゴシック" w:eastAsia="游ゴシック"/>
+            <w:sz w:val="20"/>
+          </w:rPr>
+          <w:fldChar w:fldCharType="begin"/>
+        </w:r>
+        <w:r>
+          <w:rPr>
+            <w:rFonts w:ascii="游ゴシック" w:hAnsi="游ゴシック" w:eastAsia="游ゴシック"/>
+            <w:sz w:val="20"/>
+          </w:rPr>
+          <w:instrText xml:space="preserve"> PAGEREF _Toc_022 \h </w:instrText>
+        </w:r>
+        <w:r>
+          <w:rPr>
+            <w:rFonts w:ascii="游ゴシック" w:hAnsi="游ゴシック" w:eastAsia="游ゴシック"/>
+            <w:sz w:val="20"/>
+          </w:rPr>
+          <w:fldChar w:fldCharType="separate"/>
+        </w:r>
+        <w:r>
+          <w:rPr>
+            <w:rFonts w:ascii="游ゴシック" w:hAnsi="游ゴシック" w:eastAsia="游ゴシック"/>
+            <w:sz w:val="20"/>
+          </w:rPr>
+          <w:t xml:space="preserve">－</w:t>
+        </w:r>
+        <w:r>
+          <w:rPr>
+            <w:rFonts w:ascii="游ゴシック" w:hAnsi="游ゴシック" w:eastAsia="游ゴシック"/>
+            <w:sz w:val="20"/>
+          </w:rPr>
+          <w:fldChar w:fldCharType="end"/>
+        </w:r>
+      </w:hyperlink>
+    </w:p>
+    <w:p>
+      <w:pPr>
+        <w:tabs>
+          <w:tab w:pos="9751" w:val="right" w:leader="dot"/>
+        </w:tabs>
+        <w:spacing w:before="0" w:after="0" w:line="252" w:lineRule="auto"/>
+        <w:ind w:left="510"/>
+      </w:pPr>
+      <w:hyperlink w:anchor="_Toc_023">
+        <w:r>
+          <w:rPr>
+            <w:rFonts w:ascii="游ゴシック" w:hAnsi="游ゴシック" w:eastAsia="游ゴシック"/>
+            <w:sz w:val="20"/>
+          </w:rPr>
+          <w:t xml:space="preserve">7-2　県への照会（6件）</w:t>
+        </w:r>
+        <w:r>
+          <w:rPr>
+            <w:rFonts w:ascii="游ゴシック" w:hAnsi="游ゴシック" w:eastAsia="游ゴシック"/>
+            <w:sz w:val="20"/>
+          </w:rPr>
+          <w:tab/>
+        </w:r>
+        <w:r>
+          <w:rPr>
+            <w:rFonts w:ascii="游ゴシック" w:hAnsi="游ゴシック" w:eastAsia="游ゴシック"/>
+            <w:sz w:val="20"/>
+          </w:rPr>
+          <w:fldChar w:fldCharType="begin"/>
+        </w:r>
+        <w:r>
+          <w:rPr>
+            <w:rFonts w:ascii="游ゴシック" w:hAnsi="游ゴシック" w:eastAsia="游ゴシック"/>
+            <w:sz w:val="20"/>
+          </w:rPr>
+          <w:instrText xml:space="preserve"> PAGEREF _Toc_023 \h </w:instrText>
+        </w:r>
+        <w:r>
+          <w:rPr>
+            <w:rFonts w:ascii="游ゴシック" w:hAnsi="游ゴシック" w:eastAsia="游ゴシック"/>
+            <w:sz w:val="20"/>
+          </w:rPr>
+          <w:fldChar w:fldCharType="separate"/>
+        </w:r>
+        <w:r>
+          <w:rPr>
+            <w:rFonts w:ascii="游ゴシック" w:hAnsi="游ゴシック" w:eastAsia="游ゴシック"/>
+            <w:sz w:val="20"/>
+          </w:rPr>
+          <w:t xml:space="preserve">－</w:t>
+        </w:r>
+        <w:r>
+          <w:rPr>
+            <w:rFonts w:ascii="游ゴシック" w:hAnsi="游ゴシック" w:eastAsia="游ゴシック"/>
+            <w:sz w:val="20"/>
+          </w:rPr>
+          <w:fldChar w:fldCharType="end"/>
+        </w:r>
+      </w:hyperlink>
+    </w:p>
+    <w:p>
+      <w:pPr>
+        <w:tabs>
+          <w:tab w:pos="9751" w:val="right" w:leader="dot"/>
+        </w:tabs>
+        <w:spacing w:before="20" w:after="20" w:line="252" w:lineRule="auto"/>
+        <w:ind w:left="0"/>
+      </w:pPr>
+      <w:hyperlink w:anchor="_Toc_024">
+        <w:r>
+          <w:rPr>
+            <w:rFonts w:ascii="游ゴシック" w:hAnsi="游ゴシック" w:eastAsia="游ゴシック"/>
+            <w:b/>
+            <w:sz w:val="22"/>
+          </w:rPr>
+          <w:t xml:space="preserve">8　まとめ</w:t>
+        </w:r>
+        <w:r>
+          <w:rPr>
+            <w:rFonts w:ascii="游ゴシック" w:hAnsi="游ゴシック" w:eastAsia="游ゴシック"/>
+            <w:sz w:val="20"/>
+          </w:rPr>
+          <w:tab/>
+        </w:r>
+        <w:r>
+          <w:rPr>
+            <w:rFonts w:ascii="游ゴシック" w:hAnsi="游ゴシック" w:eastAsia="游ゴシック"/>
+            <w:sz w:val="20"/>
+          </w:rPr>
+          <w:fldChar w:fldCharType="begin"/>
+        </w:r>
+        <w:r>
+          <w:rPr>
+            <w:rFonts w:ascii="游ゴシック" w:hAnsi="游ゴシック" w:eastAsia="游ゴシック"/>
+            <w:sz w:val="20"/>
+          </w:rPr>
+          <w:instrText xml:space="preserve"> PAGEREF _Toc_024 \h </w:instrText>
         </w:r>
         <w:r>
           <w:rPr>
@@ -2742,6 +3044,210 @@
           </w:tcPr>
           <w:p>
             <w:pPr>
+              <w:spacing w:before="20" w:after="20"/>
+            </w:pPr>
+            <w:r>
+              <w:rPr>
+                <w:rFonts w:ascii="游ゴシック" w:hAnsi="游ゴシック" w:eastAsia="游ゴシック"/>
+                <w:b w:val="0"/>
+                <w:i w:val="0"/>
+                <w:sz w:val="17"/>
+              </w:rPr>
+              <w:t>地域支援事業の実施について（老発0609001号・最終改正 令和8年8月20日）</w:t>
+            </w:r>
+          </w:p>
+        </w:tc>
+        <w:tc>
+          <w:tcPr>
+            <w:tcW w:type="dxa" w:w="2154"/>
+            <w:vAlign w:val="center"/>
+          </w:tcPr>
+          <w:p>
+            <w:pPr>
+              <w:spacing w:before="20" w:after="20"/>
+            </w:pPr>
+            <w:r>
+              <w:rPr>
+                <w:rFonts w:ascii="游ゴシック" w:hAnsi="游ゴシック" w:eastAsia="游ゴシック"/>
+                <w:b w:val="0"/>
+                <w:i w:val="0"/>
+                <w:sz w:val="17"/>
+              </w:rPr>
+              <w:t>厚生労働省</w:t>
+            </w:r>
+          </w:p>
+        </w:tc>
+        <w:tc>
+          <w:tcPr>
+            <w:tcW w:type="dxa" w:w="1701"/>
+            <w:vAlign w:val="center"/>
+          </w:tcPr>
+          <w:p>
+            <w:pPr>
+              <w:spacing w:before="20" w:after="20"/>
+            </w:pPr>
+            <w:r>
+              <w:rPr>
+                <w:rFonts w:ascii="游ゴシック" w:hAnsi="游ゴシック" w:eastAsia="游ゴシック"/>
+                <w:b w:val="0"/>
+                <w:i w:val="0"/>
+                <w:sz w:val="17"/>
+              </w:rPr>
+              <w:t>全74頁</w:t>
+            </w:r>
+          </w:p>
+        </w:tc>
+        <w:tc>
+          <w:tcPr>
+            <w:tcW w:type="dxa" w:w="1134"/>
+            <w:vAlign w:val="center"/>
+          </w:tcPr>
+          <w:p>
+            <w:pPr>
+              <w:spacing w:before="20" w:after="20"/>
+            </w:pPr>
+            <w:r>
+              <w:rPr>
+                <w:rFonts w:ascii="游ゴシック" w:hAnsi="游ゴシック" w:eastAsia="游ゴシック"/>
+                <w:b w:val="0"/>
+                <w:i w:val="0"/>
+                <w:sz w:val="17"/>
+              </w:rPr>
+              <w:t>確認済み</w:t>
+            </w:r>
+          </w:p>
+        </w:tc>
+        <w:tc>
+          <w:tcPr>
+            <w:tcW w:type="dxa" w:w="1928"/>
+            <w:vAlign w:val="center"/>
+          </w:tcPr>
+          <w:p>
+            <w:pPr>
+              <w:spacing w:before="20" w:after="20"/>
+            </w:pPr>
+            <w:r>
+              <w:rPr>
+                <w:rFonts w:ascii="游ゴシック" w:hAnsi="游ゴシック" w:eastAsia="游ゴシック"/>
+                <w:b w:val="0"/>
+                <w:i w:val="0"/>
+                <w:sz w:val="17"/>
+              </w:rPr>
+              <w:t>001741386.pdf</w:t>
+            </w:r>
+          </w:p>
+        </w:tc>
+      </w:tr>
+      <w:tr>
+        <w:tc>
+          <w:tcPr>
+            <w:tcW w:type="dxa" w:w="2835"/>
+            <w:vAlign w:val="center"/>
+          </w:tcPr>
+          <w:p>
+            <w:pPr>
+              <w:spacing w:before="20" w:after="20"/>
+            </w:pPr>
+            <w:r>
+              <w:rPr>
+                <w:rFonts w:ascii="游ゴシック" w:hAnsi="游ゴシック" w:eastAsia="游ゴシック"/>
+                <w:b w:val="0"/>
+                <w:i w:val="0"/>
+                <w:sz w:val="17"/>
+              </w:rPr>
+              <w:t>介護保険における特別地域加算／中山間地域等小規模事業所加算／中山間地域等居住者サービス提供加算の対象地域一覧</w:t>
+            </w:r>
+          </w:p>
+        </w:tc>
+        <w:tc>
+          <w:tcPr>
+            <w:tcW w:type="dxa" w:w="2154"/>
+            <w:vAlign w:val="center"/>
+          </w:tcPr>
+          <w:p>
+            <w:pPr>
+              <w:spacing w:before="20" w:after="20"/>
+            </w:pPr>
+            <w:r>
+              <w:rPr>
+                <w:rFonts w:ascii="游ゴシック" w:hAnsi="游ゴシック" w:eastAsia="游ゴシック"/>
+                <w:b w:val="0"/>
+                <w:i w:val="0"/>
+                <w:sz w:val="17"/>
+              </w:rPr>
+              <w:t>全国保険医団体連合会</w:t>
+            </w:r>
+          </w:p>
+        </w:tc>
+        <w:tc>
+          <w:tcPr>
+            <w:tcW w:type="dxa" w:w="1701"/>
+            <w:vAlign w:val="center"/>
+          </w:tcPr>
+          <w:p>
+            <w:pPr>
+              <w:spacing w:before="20" w:after="20"/>
+            </w:pPr>
+            <w:r>
+              <w:rPr>
+                <w:rFonts w:ascii="游ゴシック" w:hAnsi="游ゴシック" w:eastAsia="游ゴシック"/>
+                <w:b w:val="0"/>
+                <w:i w:val="0"/>
+                <w:sz w:val="17"/>
+              </w:rPr>
+              <w:t>全15頁　平成30年4月17日</w:t>
+            </w:r>
+          </w:p>
+        </w:tc>
+        <w:tc>
+          <w:tcPr>
+            <w:tcW w:type="dxa" w:w="1134"/>
+            <w:vAlign w:val="center"/>
+          </w:tcPr>
+          <w:p>
+            <w:pPr>
+              <w:spacing w:before="20" w:after="20"/>
+            </w:pPr>
+            <w:r>
+              <w:rPr>
+                <w:rFonts w:ascii="游ゴシック" w:hAnsi="游ゴシック" w:eastAsia="游ゴシック"/>
+                <w:b w:val="0"/>
+                <w:i w:val="0"/>
+                <w:sz w:val="17"/>
+              </w:rPr>
+              <w:t>確認済み</w:t>
+            </w:r>
+          </w:p>
+        </w:tc>
+        <w:tc>
+          <w:tcPr>
+            <w:tcW w:type="dxa" w:w="1928"/>
+            <w:vAlign w:val="center"/>
+          </w:tcPr>
+          <w:p>
+            <w:pPr>
+              <w:spacing w:before="20" w:after="20"/>
+            </w:pPr>
+            <w:r>
+              <w:rPr>
+                <w:rFonts w:ascii="游ゴシック" w:hAnsi="游ゴシック" w:eastAsia="游ゴシック"/>
+                <w:b w:val="0"/>
+                <w:i w:val="0"/>
+                <w:sz w:val="17"/>
+              </w:rPr>
+              <w:t>180417_kaigoichiran.pdf（令和8年10月15日受領）</w:t>
+            </w:r>
+          </w:p>
+        </w:tc>
+      </w:tr>
+      <w:tr>
+        <w:tc>
+          <w:tcPr>
+            <w:tcW w:type="dxa" w:w="2835"/>
+            <w:vAlign w:val="center"/>
+          </w:tcPr>
+          <w:p>
+            <w:pPr>
               <w:keepNext/>
               <w:spacing w:before="20" w:after="20"/>
             </w:pPr>
@@ -2752,7 +3258,7 @@
                 <w:i w:val="0"/>
                 <w:sz w:val="17"/>
               </w:rPr>
-              <w:t>地域支援事業の実施について（老発0609001号・最終改正 令和8年8月20日）</w:t>
+              <w:t>振興山村一覧表</w:t>
             </w:r>
           </w:p>
         </w:tc>
@@ -2773,7 +3279,7 @@
                 <w:i w:val="0"/>
                 <w:sz w:val="17"/>
               </w:rPr>
-              <w:t>厚生労働省</w:t>
+              <w:t>農林水産省</w:t>
             </w:r>
           </w:p>
         </w:tc>
@@ -2794,7 +3300,7 @@
                 <w:i w:val="0"/>
                 <w:sz w:val="17"/>
               </w:rPr>
-              <w:t>全74頁</w:t>
+              <w:t>―</w:t>
             </w:r>
           </w:p>
         </w:tc>
@@ -2811,11 +3317,11 @@
             <w:r>
               <w:rPr>
                 <w:rFonts w:ascii="游ゴシック" w:hAnsi="游ゴシック" w:eastAsia="游ゴシック"/>
-                <w:b w:val="0"/>
-                <w:i w:val="0"/>
-                <w:sz w:val="17"/>
-              </w:rPr>
-              <w:t>確認済み</w:t>
+                <w:b/>
+                <w:i w:val="0"/>
+                <w:sz w:val="17"/>
+              </w:rPr>
+              <w:t>一部のみ確認</w:t>
             </w:r>
           </w:p>
         </w:tc>
@@ -2836,7 +3342,25 @@
                 <w:i w:val="0"/>
                 <w:sz w:val="17"/>
               </w:rPr>
-              <w:t>001741386.pdf</w:t>
+              <w:t>当方の環境から取得できず、検索結果により</w:t>
+            </w:r>
+            <w:r>
+              <w:rPr>
+                <w:rFonts w:ascii="游ゴシック" w:hAnsi="游ゴシック" w:eastAsia="游ゴシック"/>
+                <w:b/>
+                <w:i w:val="0"/>
+                <w:sz w:val="17"/>
+              </w:rPr>
+              <w:t>小野町 旧夏井村・指定番号1179・昭和47年度指定</w:t>
+            </w:r>
+            <w:r>
+              <w:rPr>
+                <w:rFonts w:ascii="游ゴシック" w:hAnsi="游ゴシック" w:eastAsia="游ゴシック"/>
+                <w:b w:val="0"/>
+                <w:i w:val="0"/>
+                <w:sz w:val="17"/>
+              </w:rPr>
+              <w:t>を確かめた</w:t>
             </w:r>
           </w:p>
         </w:tc>
@@ -11861,16 +12385,16 @@
                 <w:i w:val="0"/>
                 <w:sz w:val="17"/>
               </w:rPr>
-              <w:t>基準は省令待ち。本文に書かない。</w:t>
-            </w:r>
-            <w:r>
-              <w:rPr>
-                <w:rFonts w:ascii="游ゴシック" w:hAnsi="游ゴシック" w:eastAsia="游ゴシック"/>
-                <w:b w:val="0"/>
-                <w:i w:val="0"/>
-                <w:sz w:val="17"/>
-              </w:rPr>
-              <w:t>本町の当てはめは本書4章（県Ｋ-1）</w:t>
+              <w:t>本町は対象となりうる（本書5章）。</w:t>
+            </w:r>
+            <w:r>
+              <w:rPr>
+                <w:rFonts w:ascii="游ゴシック" w:hAnsi="游ゴシック" w:eastAsia="游ゴシック"/>
+                <w:b w:val="0"/>
+                <w:i w:val="0"/>
+                <w:sz w:val="17"/>
+              </w:rPr>
+              <w:t xml:space="preserve"> ただし基準は省令待ちのため本文には書かない。町の意向の検討が先（町Ｈ-6・県Ｋ-1）</w:t>
             </w:r>
           </w:p>
         </w:tc>
@@ -14748,9 +15272,1742 @@
           <w:color w:val="2E74B5"/>
           <w:sz w:val="30"/>
         </w:rPr>
-        <w:t>5　両計画の接点が法定になったこと</w:t>
+        <w:t>5　特定地域（中山間・人口減少地域）　本町の当てはめ</w:t>
       </w:r>
       <w:bookmarkEnd w:id="115"/>
+    </w:p>
+    <w:p>
+      <w:pPr>
+        <w:spacing w:before="60" w:after="60"/>
+      </w:pPr>
+      <w:r>
+        <w:rPr>
+          <w:rFonts w:ascii="游ゴシック" w:hAnsi="游ゴシック" w:eastAsia="游ゴシック"/>
+          <w:b/>
+          <w:i w:val="0"/>
+          <w:sz w:val="21"/>
+        </w:rPr>
+        <w:t>本町は、特定地域の対象となりうることが分かりました。</w:t>
+      </w:r>
+      <w:r>
+        <w:rPr>
+          <w:rFonts w:ascii="游ゴシック" w:hAnsi="游ゴシック" w:eastAsia="游ゴシック"/>
+          <w:b w:val="0"/>
+          <w:i w:val="0"/>
+          <w:sz w:val="21"/>
+        </w:rPr>
+        <w:t>数値の基準には当たりませんが、</w:t>
+      </w:r>
+      <w:r>
+        <w:rPr>
+          <w:rFonts w:ascii="游ゴシック" w:hAnsi="游ゴシック" w:eastAsia="游ゴシック"/>
+          <w:b/>
+          <w:i w:val="0"/>
+          <w:sz w:val="21"/>
+        </w:rPr>
+        <w:t>別の道で当たります。</w:t>
+      </w:r>
+    </w:p>
+    <w:p>
+      <w:pPr>
+        <w:pStyle w:val="Heading2"/>
+        <w:keepNext/>
+        <w:spacing w:before="180" w:after="100"/>
+      </w:pPr>
+      <w:bookmarkStart w:id="116" w:name="_Toc_016"/>
+      <w:r>
+        <w:rPr>
+          <w:rFonts w:ascii="游ゴシック" w:hAnsi="游ゴシック" w:eastAsia="游ゴシック"/>
+          <w:b/>
+          <w:i w:val="0"/>
+          <w:color w:val="2E74B5"/>
+          <w:sz w:val="25"/>
+        </w:rPr>
+        <w:t>5-1　国が示そうとしている基準（素案）</w:t>
+      </w:r>
+      <w:bookmarkEnd w:id="116"/>
+    </w:p>
+    <w:p>
+      <w:pPr>
+        <w:spacing w:before="60" w:after="60"/>
+      </w:pPr>
+      <w:r>
+        <w:rPr>
+          <w:rFonts w:ascii="游ゴシック" w:hAnsi="游ゴシック" w:eastAsia="游ゴシック"/>
+          <w:b w:val="0"/>
+          <w:i w:val="0"/>
+          <w:sz w:val="21"/>
+        </w:rPr>
+        <w:t>社会保障審議会介護保険部会（第135回・令和8年6月29日）資料3 p.9・p.12による、</w:t>
+      </w:r>
+      <w:r>
+        <w:rPr>
+          <w:rFonts w:ascii="游ゴシック" w:hAnsi="游ゴシック" w:eastAsia="游ゴシック"/>
+          <w:b/>
+          <w:i w:val="0"/>
+          <w:sz w:val="21"/>
+        </w:rPr>
+        <w:t>素案の段階</w:t>
+      </w:r>
+      <w:r>
+        <w:rPr>
+          <w:rFonts w:ascii="游ゴシック" w:hAnsi="游ゴシック" w:eastAsia="游ゴシック"/>
+          <w:b w:val="0"/>
+          <w:i w:val="0"/>
+          <w:sz w:val="21"/>
+        </w:rPr>
+        <w:t>の基準です。</w:t>
+      </w:r>
+    </w:p>
+    <w:p>
+      <w:pPr>
+        <w:keepNext/>
+        <w:spacing w:before="200" w:after="40"/>
+      </w:pPr>
+      <w:r>
+        <w:rPr>
+          <w:rFonts w:ascii="游ゴシック" w:hAnsi="游ゴシック" w:eastAsia="游ゴシック"/>
+          <w:b/>
+          <w:i w:val="0"/>
+          <w:color w:val="1F4D78"/>
+          <w:sz w:val="22"/>
+        </w:rPr>
+        <w:t>【表10】特定地域の基準（素案）と本町の当てはめ</w:t>
+      </w:r>
+    </w:p>
+    <w:tbl>
+      <w:tblPr>
+        <w:tblW w:type="auto" w:w="0"/>
+        <w:jc w:val="center"/>
+        <w:tblLayout w:type="fixed"/>
+        <w:tblLook w:firstColumn="1" w:firstRow="1" w:lastColumn="0" w:lastRow="0" w:noHBand="0" w:noVBand="1" w:val="04A0"/>
+        <w:tblBorders>
+          <w:top w:val="single" w:sz="6" w:space="0" w:color="2E75B6"/>
+          <w:left w:val="single" w:sz="4" w:space="0" w:color="BFBFBF"/>
+          <w:bottom w:val="single" w:sz="6" w:space="0" w:color="2E75B6"/>
+          <w:right w:val="single" w:sz="4" w:space="0" w:color="BFBFBF"/>
+          <w:insideH w:val="single" w:sz="4" w:space="0" w:color="BFBFBF"/>
+          <w:insideV w:val="single" w:sz="4" w:space="0" w:color="BFBFBF"/>
+        </w:tblBorders>
+        <w:tblCellMar>
+          <w:left w:w="10" w:type="dxa"/>
+          <w:right w:w="10" w:type="dxa"/>
+        </w:tblCellMar>
+      </w:tblPr>
+      <w:tblGrid>
+        <w:gridCol w:w="567"/>
+        <w:gridCol w:w="4762"/>
+        <w:gridCol w:w="4422"/>
+      </w:tblGrid>
+      <w:tr>
+        <w:tc>
+          <w:tcPr>
+            <w:tcW w:type="dxa" w:w="567"/>
+            <w:shd w:val="clear" w:fill="1F3864"/>
+            <w:vAlign w:val="center"/>
+          </w:tcPr>
+          <w:p>
+            <w:pPr>
+              <w:spacing w:before="20" w:after="20"/>
+              <w:jc w:val="center"/>
+            </w:pPr>
+          </w:p>
+        </w:tc>
+        <w:tc>
+          <w:tcPr>
+            <w:tcW w:type="dxa" w:w="4762"/>
+            <w:shd w:val="clear" w:fill="1F3864"/>
+            <w:vAlign w:val="center"/>
+          </w:tcPr>
+          <w:p>
+            <w:pPr>
+              <w:spacing w:before="20" w:after="20"/>
+              <w:jc w:val="center"/>
+            </w:pPr>
+            <w:r>
+              <w:rPr>
+                <w:rFonts w:ascii="游ゴシック" w:hAnsi="游ゴシック" w:eastAsia="游ゴシック"/>
+                <w:b/>
+                <w:i w:val="0"/>
+                <w:color w:val="FFFFFF"/>
+                <w:sz w:val="17"/>
+              </w:rPr>
+              <w:t>基準（素案）</w:t>
+            </w:r>
+          </w:p>
+        </w:tc>
+        <w:tc>
+          <w:tcPr>
+            <w:tcW w:type="dxa" w:w="4422"/>
+            <w:shd w:val="clear" w:fill="1F3864"/>
+            <w:vAlign w:val="center"/>
+          </w:tcPr>
+          <w:p>
+            <w:pPr>
+              <w:spacing w:before="20" w:after="20"/>
+              <w:jc w:val="center"/>
+            </w:pPr>
+            <w:r>
+              <w:rPr>
+                <w:rFonts w:ascii="游ゴシック" w:hAnsi="游ゴシック" w:eastAsia="游ゴシック"/>
+                <w:b/>
+                <w:i w:val="0"/>
+                <w:color w:val="FFFFFF"/>
+                <w:sz w:val="17"/>
+              </w:rPr>
+              <w:t>本町</w:t>
+            </w:r>
+          </w:p>
+        </w:tc>
+      </w:tr>
+      <w:tr>
+        <w:tc>
+          <w:tcPr>
+            <w:tcW w:type="dxa" w:w="567"/>
+            <w:vAlign w:val="center"/>
+          </w:tcPr>
+          <w:p>
+            <w:pPr>
+              <w:spacing w:before="20" w:after="20"/>
+            </w:pPr>
+            <w:r>
+              <w:rPr>
+                <w:rFonts w:ascii="游ゴシック" w:hAnsi="游ゴシック" w:eastAsia="游ゴシック"/>
+                <w:b w:val="0"/>
+                <w:i w:val="0"/>
+                <w:sz w:val="17"/>
+              </w:rPr>
+              <w:t>①</w:t>
+            </w:r>
+          </w:p>
+        </w:tc>
+        <w:tc>
+          <w:tcPr>
+            <w:tcW w:type="dxa" w:w="4762"/>
+            <w:vAlign w:val="center"/>
+          </w:tcPr>
+          <w:p>
+            <w:pPr>
+              <w:spacing w:before="20" w:after="20"/>
+            </w:pPr>
+            <w:r>
+              <w:rPr>
+                <w:rFonts w:ascii="游ゴシック" w:hAnsi="游ゴシック" w:eastAsia="游ゴシック"/>
+                <w:b/>
+                <w:i w:val="0"/>
+                <w:sz w:val="17"/>
+              </w:rPr>
+              <w:t>特別地域加算・離島等相当サービスの対象地域</w:t>
+            </w:r>
+            <w:r>
+              <w:rPr>
+                <w:rFonts w:ascii="游ゴシック" w:hAnsi="游ゴシック" w:eastAsia="游ゴシック"/>
+                <w:b w:val="0"/>
+                <w:i w:val="0"/>
+                <w:sz w:val="17"/>
+              </w:rPr>
+              <w:t>（市町村の全部指定・</w:t>
+            </w:r>
+            <w:r>
+              <w:rPr>
+                <w:rFonts w:ascii="游ゴシック" w:hAnsi="游ゴシック" w:eastAsia="游ゴシック"/>
+                <w:b/>
+                <w:i w:val="0"/>
+                <w:sz w:val="17"/>
+              </w:rPr>
+              <w:t>一部指定いずれも含む</w:t>
+            </w:r>
+            <w:r>
+              <w:rPr>
+                <w:rFonts w:ascii="游ゴシック" w:hAnsi="游ゴシック" w:eastAsia="游ゴシック"/>
+                <w:b w:val="0"/>
+                <w:i w:val="0"/>
+                <w:sz w:val="17"/>
+              </w:rPr>
+              <w:t>）は、国が示す基準に含めることとする</w:t>
+            </w:r>
+          </w:p>
+        </w:tc>
+        <w:tc>
+          <w:tcPr>
+            <w:tcW w:type="dxa" w:w="4422"/>
+            <w:vAlign w:val="center"/>
+          </w:tcPr>
+          <w:p>
+            <w:pPr>
+              <w:spacing w:before="20" w:after="20"/>
+            </w:pPr>
+            <w:r>
+              <w:rPr>
+                <w:rFonts w:ascii="游ゴシック" w:hAnsi="游ゴシック" w:eastAsia="游ゴシック"/>
+                <w:b/>
+                <w:i w:val="0"/>
+                <w:sz w:val="17"/>
+              </w:rPr>
+              <w:t>該当する見込み。</w:t>
+            </w:r>
+            <w:r>
+              <w:rPr>
+                <w:rFonts w:ascii="游ゴシック" w:hAnsi="游ゴシック" w:eastAsia="游ゴシック"/>
+                <w:b w:val="0"/>
+                <w:i w:val="0"/>
+                <w:sz w:val="17"/>
+              </w:rPr>
+              <w:t xml:space="preserve"> 山村振興法第7条第1項の振興山村（</w:t>
+            </w:r>
+            <w:r>
+              <w:rPr>
+                <w:rFonts w:ascii="游ゴシック" w:hAnsi="游ゴシック" w:eastAsia="游ゴシック"/>
+                <w:b/>
+                <w:i w:val="0"/>
+                <w:sz w:val="17"/>
+              </w:rPr>
+              <w:t>旧夏井村の区域</w:t>
+            </w:r>
+            <w:r>
+              <w:rPr>
+                <w:rFonts w:ascii="游ゴシック" w:hAnsi="游ゴシック" w:eastAsia="游ゴシック"/>
+                <w:b w:val="0"/>
+                <w:i w:val="0"/>
+                <w:sz w:val="17"/>
+              </w:rPr>
+              <w:t>。指定番号1179・昭和47年度指定）があり、これは特別地域加算の算定要件の3に当たる</w:t>
+            </w:r>
+          </w:p>
+        </w:tc>
+      </w:tr>
+      <w:tr>
+        <w:tc>
+          <w:tcPr>
+            <w:tcW w:type="dxa" w:w="567"/>
+            <w:vAlign w:val="center"/>
+          </w:tcPr>
+          <w:p>
+            <w:pPr>
+              <w:keepNext/>
+              <w:spacing w:before="20" w:after="20"/>
+            </w:pPr>
+            <w:r>
+              <w:rPr>
+                <w:rFonts w:ascii="游ゴシック" w:hAnsi="游ゴシック" w:eastAsia="游ゴシック"/>
+                <w:b w:val="0"/>
+                <w:i w:val="0"/>
+                <w:sz w:val="17"/>
+              </w:rPr>
+              <w:t>②</w:t>
+            </w:r>
+          </w:p>
+        </w:tc>
+        <w:tc>
+          <w:tcPr>
+            <w:tcW w:type="dxa" w:w="4762"/>
+            <w:vAlign w:val="center"/>
+          </w:tcPr>
+          <w:p>
+            <w:pPr>
+              <w:keepNext/>
+              <w:spacing w:before="20" w:after="20"/>
+            </w:pPr>
+            <w:r>
+              <w:rPr>
+                <w:rFonts w:ascii="游ゴシック" w:hAnsi="游ゴシック" w:eastAsia="游ゴシック"/>
+                <w:b w:val="0"/>
+                <w:i w:val="0"/>
+                <w:sz w:val="17"/>
+              </w:rPr>
+              <w:t>①に該当しない場合。</w:t>
+            </w:r>
+            <w:r>
+              <w:rPr>
+                <w:rFonts w:ascii="游ゴシック" w:hAnsi="游ゴシック" w:eastAsia="游ゴシック"/>
+                <w:b/>
+                <w:i w:val="0"/>
+                <w:sz w:val="17"/>
+              </w:rPr>
+              <w:t>「75歳以上人口密度＝5人/k㎡未満」</w:t>
+            </w:r>
+            <w:r>
+              <w:rPr>
+                <w:rFonts w:ascii="游ゴシック" w:hAnsi="游ゴシック" w:eastAsia="游ゴシック"/>
+                <w:b w:val="0"/>
+                <w:i w:val="0"/>
+                <w:sz w:val="17"/>
+              </w:rPr>
+              <w:t>または</w:t>
+            </w:r>
+            <w:r>
+              <w:rPr>
+                <w:rFonts w:ascii="游ゴシック" w:hAnsi="游ゴシック" w:eastAsia="游ゴシック"/>
+                <w:b/>
+                <w:i w:val="0"/>
+                <w:sz w:val="17"/>
+              </w:rPr>
+              <w:t>「75歳以上人口＝1,000人未満 かつ 減少」</w:t>
+            </w:r>
+          </w:p>
+        </w:tc>
+        <w:tc>
+          <w:tcPr>
+            <w:tcW w:type="dxa" w:w="4422"/>
+            <w:vAlign w:val="center"/>
+          </w:tcPr>
+          <w:p>
+            <w:pPr>
+              <w:keepNext/>
+              <w:spacing w:before="20" w:after="20"/>
+            </w:pPr>
+            <w:r>
+              <w:rPr>
+                <w:rFonts w:ascii="游ゴシック" w:hAnsi="游ゴシック" w:eastAsia="游ゴシック"/>
+                <w:b/>
+                <w:i w:val="0"/>
+                <w:sz w:val="17"/>
+              </w:rPr>
+              <w:t>該当しない。</w:t>
+            </w:r>
+            <w:r>
+              <w:rPr>
+                <w:rFonts w:ascii="游ゴシック" w:hAnsi="游ゴシック" w:eastAsia="游ゴシック"/>
+                <w:b w:val="0"/>
+                <w:i w:val="0"/>
+                <w:sz w:val="17"/>
+              </w:rPr>
+              <w:t xml:space="preserve"> 75歳以上人口は1,809人（令和7年度実績）で計画期間中も1,855→1,894人と</w:t>
+            </w:r>
+            <w:r>
+              <w:rPr>
+                <w:rFonts w:ascii="游ゴシック" w:hAnsi="游ゴシック" w:eastAsia="游ゴシック"/>
+                <w:b/>
+                <w:i w:val="0"/>
+                <w:sz w:val="17"/>
+              </w:rPr>
+              <w:t>増加</w:t>
+            </w:r>
+            <w:r>
+              <w:rPr>
+                <w:rFonts w:ascii="游ゴシック" w:hAnsi="游ゴシック" w:eastAsia="游ゴシック"/>
+                <w:b w:val="0"/>
+                <w:i w:val="0"/>
+                <w:sz w:val="17"/>
+              </w:rPr>
+              <w:t>。密度は約14.5人/k㎡（面積を約125k㎡とした参考値。面積は【町データ待ち】）</w:t>
+            </w:r>
+          </w:p>
+        </w:tc>
+      </w:tr>
+      <w:tr>
+        <w:tc>
+          <w:tcPr>
+            <w:tcW w:type="dxa" w:w="567"/>
+            <w:vAlign w:val="center"/>
+          </w:tcPr>
+          <w:p>
+            <w:pPr>
+              <w:spacing w:before="20" w:after="20"/>
+            </w:pPr>
+            <w:r>
+              <w:rPr>
+                <w:rFonts w:ascii="游ゴシック" w:hAnsi="游ゴシック" w:eastAsia="游ゴシック"/>
+                <w:b w:val="0"/>
+                <w:i w:val="0"/>
+                <w:sz w:val="17"/>
+              </w:rPr>
+              <w:t>③</w:t>
+            </w:r>
+          </w:p>
+        </w:tc>
+        <w:tc>
+          <w:tcPr>
+            <w:tcW w:type="dxa" w:w="4762"/>
+            <w:vAlign w:val="center"/>
+          </w:tcPr>
+          <w:p>
+            <w:pPr>
+              <w:spacing w:before="20" w:after="20"/>
+            </w:pPr>
+            <w:r>
+              <w:rPr>
+                <w:rFonts w:ascii="游ゴシック" w:hAnsi="游ゴシック" w:eastAsia="游ゴシック"/>
+                <w:b w:val="0"/>
+                <w:i w:val="0"/>
+                <w:sz w:val="17"/>
+              </w:rPr>
+              <w:t>①②に該当しない場合。(1)市町村内の一部地域で②の基準に該当する地域(2)事業所が地域に存在しない、</w:t>
+            </w:r>
+            <w:r>
+              <w:rPr>
+                <w:rFonts w:ascii="游ゴシック" w:hAnsi="游ゴシック" w:eastAsia="游ゴシック"/>
+                <w:b/>
+                <w:i w:val="0"/>
+                <w:sz w:val="17"/>
+              </w:rPr>
+              <w:t>事業所が僅少かつ廃止を検討している</w:t>
+            </w:r>
+            <w:r>
+              <w:rPr>
+                <w:rFonts w:ascii="游ゴシック" w:hAnsi="游ゴシック" w:eastAsia="游ゴシック"/>
+                <w:b w:val="0"/>
+                <w:i w:val="0"/>
+                <w:sz w:val="17"/>
+              </w:rPr>
+              <w:t>など、現にサービス基盤の維持が困難である地域</w:t>
+            </w:r>
+          </w:p>
+        </w:tc>
+        <w:tc>
+          <w:tcPr>
+            <w:tcW w:type="dxa" w:w="4422"/>
+            <w:vAlign w:val="center"/>
+          </w:tcPr>
+          <w:p>
+            <w:pPr>
+              <w:spacing w:before="20" w:after="20"/>
+            </w:pPr>
+            <w:r>
+              <w:rPr>
+                <w:rFonts w:ascii="游ゴシック" w:hAnsi="游ゴシック" w:eastAsia="游ゴシック"/>
+                <w:b w:val="0"/>
+                <w:i w:val="0"/>
+                <w:sz w:val="17"/>
+              </w:rPr>
+              <w:t>(2)には当たりうる。居宅介護支援事業所は5か所→</w:t>
+            </w:r>
+            <w:r>
+              <w:rPr>
+                <w:rFonts w:ascii="游ゴシック" w:hAnsi="游ゴシック" w:eastAsia="游ゴシック"/>
+                <w:b/>
+                <w:i w:val="0"/>
+                <w:sz w:val="17"/>
+              </w:rPr>
+              <w:t>3か所</w:t>
+            </w:r>
+            <w:r>
+              <w:rPr>
+                <w:rFonts w:ascii="游ゴシック" w:hAnsi="游ゴシック" w:eastAsia="游ゴシック"/>
+                <w:b w:val="0"/>
+                <w:i w:val="0"/>
+                <w:sz w:val="17"/>
+              </w:rPr>
+              <w:t>、訪問看護1か所、介護サービス自給率67.57％（素案 第2章5）。</w:t>
+            </w:r>
+            <w:r>
+              <w:rPr>
+                <w:rFonts w:ascii="游ゴシック" w:hAnsi="游ゴシック" w:eastAsia="游ゴシック"/>
+                <w:b/>
+                <w:i w:val="0"/>
+                <w:sz w:val="17"/>
+              </w:rPr>
+              <w:t>ただし①で足りるため、(2)は補強の位置づけ</w:t>
+            </w:r>
+          </w:p>
+        </w:tc>
+      </w:tr>
+    </w:tbl>
+    <w:p>
+      <w:pPr>
+        <w:spacing w:after="40"/>
+      </w:pPr>
+    </w:p>
+    <w:p>
+      <w:pPr>
+        <w:spacing w:before="40" w:after="160"/>
+        <w:ind w:left="113"/>
+      </w:pPr>
+      <w:r>
+        <w:rPr>
+          <w:rFonts w:ascii="游ゴシック" w:hAnsi="游ゴシック" w:eastAsia="游ゴシック"/>
+          <w:b w:val="0"/>
+          <w:i w:val="0"/>
+          <w:sz w:val="17"/>
+        </w:rPr>
+        <w:t>資料：厚生労働省老健局「特定地域（中山間・人口減少地域）の考え方について」（社会保障審議会介護保険部会 第135回・令和8年6月29日 資料3・全34頁）。</w:t>
+      </w:r>
+      <w:r>
+        <w:rPr>
+          <w:rFonts w:ascii="游ゴシック" w:hAnsi="游ゴシック" w:eastAsia="游ゴシック"/>
+          <w:b/>
+          <w:i w:val="0"/>
+          <w:sz w:val="17"/>
+        </w:rPr>
+        <w:t>②の数値基準に該当するのは全国356市町村（20.5％）</w:t>
+      </w:r>
+      <w:r>
+        <w:rPr>
+          <w:rFonts w:ascii="游ゴシック" w:hAnsi="游ゴシック" w:eastAsia="游ゴシック"/>
+          <w:b w:val="0"/>
+          <w:i w:val="0"/>
+          <w:sz w:val="17"/>
+        </w:rPr>
+        <w:t>と試算されています（同 p.12）。</w:t>
+      </w:r>
+    </w:p>
+    <w:p>
+      <w:pPr>
+        <w:pStyle w:val="Heading2"/>
+        <w:keepNext/>
+        <w:spacing w:before="180" w:after="100"/>
+      </w:pPr>
+      <w:bookmarkStart w:id="117" w:name="_Toc_017"/>
+      <w:r>
+        <w:rPr>
+          <w:rFonts w:ascii="游ゴシック" w:hAnsi="游ゴシック" w:eastAsia="游ゴシック"/>
+          <w:b/>
+          <w:i w:val="0"/>
+          <w:color w:val="2E74B5"/>
+          <w:sz w:val="25"/>
+        </w:rPr>
+        <w:t>5-2　本町が①に当たる理由</w:t>
+      </w:r>
+      <w:bookmarkEnd w:id="117"/>
+    </w:p>
+    <w:p>
+      <w:pPr>
+        <w:spacing w:before="60" w:after="60"/>
+      </w:pPr>
+      <w:r>
+        <w:rPr>
+          <w:rFonts w:ascii="游ゴシック" w:hAnsi="游ゴシック" w:eastAsia="游ゴシック"/>
+          <w:b/>
+          <w:i w:val="0"/>
+          <w:sz w:val="21"/>
+        </w:rPr>
+        <w:t>本町には振興山村があります。</w:t>
+      </w:r>
+      <w:r>
+        <w:rPr>
+          <w:rFonts w:ascii="游ゴシック" w:hAnsi="游ゴシック" w:eastAsia="游ゴシック"/>
+          <w:b w:val="0"/>
+          <w:i w:val="0"/>
+          <w:sz w:val="21"/>
+        </w:rPr>
+        <w:t>山村振興法（昭和40年法律第64号）第7条第1項により、</w:t>
+      </w:r>
+      <w:r>
+        <w:rPr>
+          <w:rFonts w:ascii="游ゴシック" w:hAnsi="游ゴシック" w:eastAsia="游ゴシック"/>
+          <w:b/>
+          <w:i w:val="0"/>
+          <w:sz w:val="21"/>
+        </w:rPr>
+        <w:t>旧夏井村の区域</w:t>
+      </w:r>
+      <w:r>
+        <w:rPr>
+          <w:rFonts w:ascii="游ゴシック" w:hAnsi="游ゴシック" w:eastAsia="游ゴシック"/>
+          <w:b w:val="0"/>
+          <w:i w:val="0"/>
+          <w:sz w:val="21"/>
+        </w:rPr>
+        <w:t>が振興山村として指定されています（</w:t>
+      </w:r>
+      <w:r>
+        <w:rPr>
+          <w:rFonts w:ascii="游ゴシック" w:hAnsi="游ゴシック" w:eastAsia="游ゴシック"/>
+          <w:b/>
+          <w:i w:val="0"/>
+          <w:sz w:val="21"/>
+        </w:rPr>
+        <w:t>指定番号1179・昭和47年度指定</w:t>
+      </w:r>
+      <w:r>
+        <w:rPr>
+          <w:rFonts w:ascii="游ゴシック" w:hAnsi="游ゴシック" w:eastAsia="游ゴシック"/>
+          <w:b w:val="0"/>
+          <w:i w:val="0"/>
+          <w:sz w:val="21"/>
+        </w:rPr>
+        <w:t>。町全域ではなく一部）。</w:t>
+      </w:r>
+    </w:p>
+    <w:p>
+      <w:pPr>
+        <w:spacing w:before="60" w:after="60"/>
+      </w:pPr>
+      <w:r>
+        <w:rPr>
+          <w:rFonts w:ascii="游ゴシック" w:hAnsi="游ゴシック" w:eastAsia="游ゴシック"/>
+          <w:b w:val="0"/>
+          <w:i w:val="0"/>
+          <w:sz w:val="21"/>
+        </w:rPr>
+        <w:t>振興山村は、</w:t>
+      </w:r>
+      <w:r>
+        <w:rPr>
+          <w:rFonts w:ascii="游ゴシック" w:hAnsi="游ゴシック" w:eastAsia="游ゴシック"/>
+          <w:b/>
+          <w:i w:val="0"/>
+          <w:sz w:val="21"/>
+        </w:rPr>
+        <w:t>特別地域加算の算定要件の3</w:t>
+      </w:r>
+      <w:r>
+        <w:rPr>
+          <w:rFonts w:ascii="游ゴシック" w:hAnsi="游ゴシック" w:eastAsia="游ゴシック"/>
+          <w:b w:val="0"/>
+          <w:i w:val="0"/>
+          <w:sz w:val="21"/>
+        </w:rPr>
+        <w:t>に挙げられています（厚生労働大臣が定める地域・平成12年厚生省告示第24号）。したがって</w:t>
+      </w:r>
+      <w:r>
+        <w:rPr>
+          <w:rFonts w:ascii="游ゴシック" w:hAnsi="游ゴシック" w:eastAsia="游ゴシック"/>
+          <w:b/>
+          <w:i w:val="0"/>
+          <w:sz w:val="21"/>
+        </w:rPr>
+        <w:t>本町の旧夏井村の区域は、特別地域加算の対象地域（一部指定）</w:t>
+      </w:r>
+      <w:r>
+        <w:rPr>
+          <w:rFonts w:ascii="游ゴシック" w:hAnsi="游ゴシック" w:eastAsia="游ゴシック"/>
+          <w:b w:val="0"/>
+          <w:i w:val="0"/>
+          <w:sz w:val="21"/>
+        </w:rPr>
+        <w:t>に当たります。</w:t>
+      </w:r>
+    </w:p>
+    <w:p>
+      <w:pPr>
+        <w:spacing w:before="60" w:after="60"/>
+      </w:pPr>
+      <w:r>
+        <w:rPr>
+          <w:rFonts w:ascii="游ゴシック" w:hAnsi="游ゴシック" w:eastAsia="游ゴシック"/>
+          <w:b w:val="0"/>
+          <w:i w:val="0"/>
+          <w:sz w:val="21"/>
+        </w:rPr>
+        <w:t>部会資料p.9①は、</w:t>
+      </w:r>
+      <w:r>
+        <w:rPr>
+          <w:rFonts w:ascii="游ゴシック" w:hAnsi="游ゴシック" w:eastAsia="游ゴシック"/>
+          <w:b/>
+          <w:i w:val="0"/>
+          <w:sz w:val="21"/>
+        </w:rPr>
+        <w:t>「特別地域加算・離島等相当サービスの対象地域（市町村の全部指定・一部指定いずれも含む）は、国が示す基準に含める」</w:t>
+      </w:r>
+      <w:r>
+        <w:rPr>
+          <w:rFonts w:ascii="游ゴシック" w:hAnsi="游ゴシック" w:eastAsia="游ゴシック"/>
+          <w:b w:val="0"/>
+          <w:i w:val="0"/>
+          <w:sz w:val="21"/>
+        </w:rPr>
+        <w:t>としています。</w:t>
+      </w:r>
+      <w:r>
+        <w:rPr>
+          <w:rFonts w:ascii="游ゴシック" w:hAnsi="游ゴシック" w:eastAsia="游ゴシック"/>
+          <w:b/>
+          <w:i w:val="0"/>
+          <w:sz w:val="21"/>
+        </w:rPr>
+        <w:t>本町の旧夏井村の区域は、これにより特定地域の対象に含まれる見込みです。</w:t>
+      </w:r>
+    </w:p>
+    <w:p>
+      <w:pPr>
+        <w:keepNext/>
+        <w:spacing w:before="200" w:after="40"/>
+      </w:pPr>
+      <w:r>
+        <w:rPr>
+          <w:rFonts w:ascii="游ゴシック" w:hAnsi="游ゴシック" w:eastAsia="游ゴシック"/>
+          <w:b/>
+          <w:i w:val="0"/>
+          <w:color w:val="1F4D78"/>
+          <w:sz w:val="22"/>
+        </w:rPr>
+        <w:t>【表11】特別地域加算の算定要件への当てはめ</w:t>
+      </w:r>
+    </w:p>
+    <w:tbl>
+      <w:tblPr>
+        <w:tblW w:type="auto" w:w="0"/>
+        <w:jc w:val="center"/>
+        <w:tblLayout w:type="fixed"/>
+        <w:tblLook w:firstColumn="1" w:firstRow="1" w:lastColumn="0" w:lastRow="0" w:noHBand="0" w:noVBand="1" w:val="04A0"/>
+        <w:tblBorders>
+          <w:top w:val="single" w:sz="6" w:space="0" w:color="2E75B6"/>
+          <w:left w:val="single" w:sz="4" w:space="0" w:color="BFBFBF"/>
+          <w:bottom w:val="single" w:sz="6" w:space="0" w:color="2E75B6"/>
+          <w:right w:val="single" w:sz="4" w:space="0" w:color="BFBFBF"/>
+          <w:insideH w:val="single" w:sz="4" w:space="0" w:color="BFBFBF"/>
+          <w:insideV w:val="single" w:sz="4" w:space="0" w:color="BFBFBF"/>
+        </w:tblBorders>
+        <w:tblCellMar>
+          <w:left w:w="10" w:type="dxa"/>
+          <w:right w:w="10" w:type="dxa"/>
+        </w:tblCellMar>
+      </w:tblPr>
+      <w:tblGrid>
+        <w:gridCol w:w="5102"/>
+        <w:gridCol w:w="4649"/>
+      </w:tblGrid>
+      <w:tr>
+        <w:tc>
+          <w:tcPr>
+            <w:tcW w:type="dxa" w:w="5102"/>
+            <w:shd w:val="clear" w:fill="1F3864"/>
+            <w:vAlign w:val="center"/>
+          </w:tcPr>
+          <w:p>
+            <w:pPr>
+              <w:spacing w:before="20" w:after="20"/>
+              <w:jc w:val="center"/>
+            </w:pPr>
+            <w:r>
+              <w:rPr>
+                <w:rFonts w:ascii="游ゴシック" w:hAnsi="游ゴシック" w:eastAsia="游ゴシック"/>
+                <w:b/>
+                <w:i w:val="0"/>
+                <w:color w:val="FFFFFF"/>
+                <w:sz w:val="17"/>
+              </w:rPr>
+              <w:t>特別地域加算の算定要件</w:t>
+            </w:r>
+          </w:p>
+        </w:tc>
+        <w:tc>
+          <w:tcPr>
+            <w:tcW w:type="dxa" w:w="4649"/>
+            <w:shd w:val="clear" w:fill="1F3864"/>
+            <w:vAlign w:val="center"/>
+          </w:tcPr>
+          <w:p>
+            <w:pPr>
+              <w:spacing w:before="20" w:after="20"/>
+              <w:jc w:val="center"/>
+            </w:pPr>
+            <w:r>
+              <w:rPr>
+                <w:rFonts w:ascii="游ゴシック" w:hAnsi="游ゴシック" w:eastAsia="游ゴシック"/>
+                <w:b/>
+                <w:i w:val="0"/>
+                <w:color w:val="FFFFFF"/>
+                <w:sz w:val="17"/>
+              </w:rPr>
+              <w:t>本町</w:t>
+            </w:r>
+          </w:p>
+        </w:tc>
+      </w:tr>
+      <w:tr>
+        <w:tc>
+          <w:tcPr>
+            <w:tcW w:type="dxa" w:w="5102"/>
+            <w:vAlign w:val="center"/>
+          </w:tcPr>
+          <w:p>
+            <w:pPr>
+              <w:spacing w:before="20" w:after="20"/>
+            </w:pPr>
+            <w:r>
+              <w:rPr>
+                <w:rFonts w:ascii="游ゴシック" w:hAnsi="游ゴシック" w:eastAsia="游ゴシック"/>
+                <w:b w:val="0"/>
+                <w:i w:val="0"/>
+                <w:sz w:val="17"/>
+              </w:rPr>
+              <w:t>1　離島振興対策実施地域</w:t>
+            </w:r>
+          </w:p>
+        </w:tc>
+        <w:tc>
+          <w:tcPr>
+            <w:tcW w:type="dxa" w:w="4649"/>
+            <w:vAlign w:val="center"/>
+          </w:tcPr>
+          <w:p>
+            <w:pPr>
+              <w:spacing w:before="20" w:after="20"/>
+            </w:pPr>
+            <w:r>
+              <w:rPr>
+                <w:rFonts w:ascii="游ゴシック" w:hAnsi="游ゴシック" w:eastAsia="游ゴシック"/>
+                <w:b w:val="0"/>
+                <w:i w:val="0"/>
+                <w:sz w:val="17"/>
+              </w:rPr>
+              <w:t>該当しない</w:t>
+            </w:r>
+          </w:p>
+        </w:tc>
+      </w:tr>
+      <w:tr>
+        <w:tc>
+          <w:tcPr>
+            <w:tcW w:type="dxa" w:w="5102"/>
+            <w:vAlign w:val="center"/>
+          </w:tcPr>
+          <w:p>
+            <w:pPr>
+              <w:spacing w:before="20" w:after="20"/>
+            </w:pPr>
+            <w:r>
+              <w:rPr>
+                <w:rFonts w:ascii="游ゴシック" w:hAnsi="游ゴシック" w:eastAsia="游ゴシック"/>
+                <w:b w:val="0"/>
+                <w:i w:val="0"/>
+                <w:sz w:val="17"/>
+              </w:rPr>
+              <w:t>2　奄美群島</w:t>
+            </w:r>
+          </w:p>
+        </w:tc>
+        <w:tc>
+          <w:tcPr>
+            <w:tcW w:type="dxa" w:w="4649"/>
+            <w:vAlign w:val="center"/>
+          </w:tcPr>
+          <w:p>
+            <w:pPr>
+              <w:spacing w:before="20" w:after="20"/>
+            </w:pPr>
+            <w:r>
+              <w:rPr>
+                <w:rFonts w:ascii="游ゴシック" w:hAnsi="游ゴシック" w:eastAsia="游ゴシック"/>
+                <w:b w:val="0"/>
+                <w:i w:val="0"/>
+                <w:sz w:val="17"/>
+              </w:rPr>
+              <w:t>該当しない</w:t>
+            </w:r>
+          </w:p>
+        </w:tc>
+      </w:tr>
+      <w:tr>
+        <w:tc>
+          <w:tcPr>
+            <w:tcW w:type="dxa" w:w="5102"/>
+            <w:vAlign w:val="center"/>
+          </w:tcPr>
+          <w:p>
+            <w:pPr>
+              <w:spacing w:before="20" w:after="20"/>
+            </w:pPr>
+            <w:r>
+              <w:rPr>
+                <w:rFonts w:ascii="游ゴシック" w:hAnsi="游ゴシック" w:eastAsia="游ゴシック"/>
+                <w:b/>
+                <w:i w:val="0"/>
+                <w:sz w:val="17"/>
+              </w:rPr>
+              <w:t>3　振興山村</w:t>
+            </w:r>
+            <w:r>
+              <w:rPr>
+                <w:rFonts w:ascii="游ゴシック" w:hAnsi="游ゴシック" w:eastAsia="游ゴシック"/>
+                <w:b w:val="0"/>
+                <w:i w:val="0"/>
+                <w:sz w:val="17"/>
+              </w:rPr>
+              <w:t>（山村振興法第7条第1項）</w:t>
+            </w:r>
+          </w:p>
+        </w:tc>
+        <w:tc>
+          <w:tcPr>
+            <w:tcW w:type="dxa" w:w="4649"/>
+            <w:vAlign w:val="center"/>
+          </w:tcPr>
+          <w:p>
+            <w:pPr>
+              <w:spacing w:before="20" w:after="20"/>
+            </w:pPr>
+            <w:r>
+              <w:rPr>
+                <w:rFonts w:ascii="游ゴシック" w:hAnsi="游ゴシック" w:eastAsia="游ゴシック"/>
+                <w:b/>
+                <w:i w:val="0"/>
+                <w:sz w:val="17"/>
+              </w:rPr>
+              <w:t>該当する（旧夏井村の区域。指定番号1179・昭和47年度）</w:t>
+            </w:r>
+          </w:p>
+        </w:tc>
+      </w:tr>
+      <w:tr>
+        <w:tc>
+          <w:tcPr>
+            <w:tcW w:type="dxa" w:w="5102"/>
+            <w:vAlign w:val="center"/>
+          </w:tcPr>
+          <w:p>
+            <w:pPr>
+              <w:spacing w:before="20" w:after="20"/>
+            </w:pPr>
+            <w:r>
+              <w:rPr>
+                <w:rFonts w:ascii="游ゴシック" w:hAnsi="游ゴシック" w:eastAsia="游ゴシック"/>
+                <w:b w:val="0"/>
+                <w:i w:val="0"/>
+                <w:sz w:val="17"/>
+              </w:rPr>
+              <w:t>4　小笠原諸島</w:t>
+            </w:r>
+          </w:p>
+        </w:tc>
+        <w:tc>
+          <w:tcPr>
+            <w:tcW w:type="dxa" w:w="4649"/>
+            <w:vAlign w:val="center"/>
+          </w:tcPr>
+          <w:p>
+            <w:pPr>
+              <w:spacing w:before="20" w:after="20"/>
+            </w:pPr>
+            <w:r>
+              <w:rPr>
+                <w:rFonts w:ascii="游ゴシック" w:hAnsi="游ゴシック" w:eastAsia="游ゴシック"/>
+                <w:b w:val="0"/>
+                <w:i w:val="0"/>
+                <w:sz w:val="17"/>
+              </w:rPr>
+              <w:t>該当しない</w:t>
+            </w:r>
+          </w:p>
+        </w:tc>
+      </w:tr>
+      <w:tr>
+        <w:tc>
+          <w:tcPr>
+            <w:tcW w:type="dxa" w:w="5102"/>
+            <w:vAlign w:val="center"/>
+          </w:tcPr>
+          <w:p>
+            <w:pPr>
+              <w:keepNext/>
+              <w:spacing w:before="20" w:after="20"/>
+            </w:pPr>
+            <w:r>
+              <w:rPr>
+                <w:rFonts w:ascii="游ゴシック" w:hAnsi="游ゴシック" w:eastAsia="游ゴシック"/>
+                <w:b w:val="0"/>
+                <w:i w:val="0"/>
+                <w:sz w:val="17"/>
+              </w:rPr>
+              <w:t>5　沖縄の離島</w:t>
+            </w:r>
+          </w:p>
+        </w:tc>
+        <w:tc>
+          <w:tcPr>
+            <w:tcW w:type="dxa" w:w="4649"/>
+            <w:vAlign w:val="center"/>
+          </w:tcPr>
+          <w:p>
+            <w:pPr>
+              <w:keepNext/>
+              <w:spacing w:before="20" w:after="20"/>
+            </w:pPr>
+            <w:r>
+              <w:rPr>
+                <w:rFonts w:ascii="游ゴシック" w:hAnsi="游ゴシック" w:eastAsia="游ゴシック"/>
+                <w:b w:val="0"/>
+                <w:i w:val="0"/>
+                <w:sz w:val="17"/>
+              </w:rPr>
+              <w:t>該当しない</w:t>
+            </w:r>
+          </w:p>
+        </w:tc>
+      </w:tr>
+      <w:tr>
+        <w:tc>
+          <w:tcPr>
+            <w:tcW w:type="dxa" w:w="5102"/>
+            <w:vAlign w:val="center"/>
+          </w:tcPr>
+          <w:p>
+            <w:pPr>
+              <w:spacing w:before="20" w:after="20"/>
+            </w:pPr>
+            <w:r>
+              <w:rPr>
+                <w:rFonts w:ascii="游ゴシック" w:hAnsi="游ゴシック" w:eastAsia="游ゴシック"/>
+                <w:b w:val="0"/>
+                <w:i w:val="0"/>
+                <w:sz w:val="17"/>
+              </w:rPr>
+              <w:t>6　豪雪地帯・辺地・過疎地域等のうち厚生労働大臣が別に定めるもの</w:t>
+            </w:r>
+          </w:p>
+        </w:tc>
+        <w:tc>
+          <w:tcPr>
+            <w:tcW w:type="dxa" w:w="4649"/>
+            <w:vAlign w:val="center"/>
+          </w:tcPr>
+          <w:p>
+            <w:pPr>
+              <w:spacing w:before="20" w:after="20"/>
+            </w:pPr>
+            <w:r>
+              <w:rPr>
+                <w:rFonts w:ascii="游ゴシック" w:hAnsi="游ゴシック" w:eastAsia="游ゴシック"/>
+                <w:b/>
+                <w:i w:val="0"/>
+                <w:sz w:val="17"/>
+              </w:rPr>
+              <w:t>該当しない。</w:t>
+            </w:r>
+            <w:r>
+              <w:rPr>
+                <w:rFonts w:ascii="游ゴシック" w:hAnsi="游ゴシック" w:eastAsia="游ゴシック"/>
+                <w:b w:val="0"/>
+                <w:i w:val="0"/>
+                <w:sz w:val="17"/>
+              </w:rPr>
+              <w:t xml:space="preserve"> 福島県で該当するのは</w:t>
+            </w:r>
+            <w:r>
+              <w:rPr>
+                <w:rFonts w:ascii="游ゴシック" w:hAnsi="游ゴシック" w:eastAsia="游ゴシック"/>
+                <w:b/>
+                <w:i w:val="0"/>
+                <w:sz w:val="17"/>
+              </w:rPr>
+              <w:t>郡山市湖南町の一部のみ</w:t>
+            </w:r>
+            <w:r>
+              <w:rPr>
+                <w:rFonts w:ascii="游ゴシック" w:hAnsi="游ゴシック" w:eastAsia="游ゴシック"/>
+                <w:b w:val="0"/>
+                <w:i w:val="0"/>
+                <w:sz w:val="17"/>
+              </w:rPr>
+              <w:t>（全域該当の市町村はなし）</w:t>
+            </w:r>
+          </w:p>
+        </w:tc>
+      </w:tr>
+    </w:tbl>
+    <w:p>
+      <w:pPr>
+        <w:spacing w:after="40"/>
+      </w:pPr>
+    </w:p>
+    <w:p>
+      <w:pPr>
+        <w:spacing w:before="40" w:after="160"/>
+        <w:ind w:left="113"/>
+      </w:pPr>
+      <w:r>
+        <w:rPr>
+          <w:rFonts w:ascii="游ゴシック" w:hAnsi="游ゴシック" w:eastAsia="游ゴシック"/>
+          <w:b w:val="0"/>
+          <w:i w:val="0"/>
+          <w:sz w:val="17"/>
+        </w:rPr>
+        <w:t>資料：全国保険医団体連合会「介護保険における特別地域加算／中山間地域等小規模事業所加算／中山間地域等居住者サービス提供加算の対象地域一覧」（全15頁・平成30年4月17日）。</w:t>
+      </w:r>
+      <w:r>
+        <w:rPr>
+          <w:rFonts w:ascii="游ゴシック" w:hAnsi="游ゴシック" w:eastAsia="游ゴシック"/>
+          <w:b/>
+          <w:i w:val="0"/>
+          <w:sz w:val="17"/>
+        </w:rPr>
+        <w:t>同資料は6（大臣が別に定める地域）のみ市町村を列挙し、1〜5は外部の一覧を参照する形になっています。</w:t>
+      </w:r>
+      <w:r>
+        <w:rPr>
+          <w:rFonts w:ascii="游ゴシック" w:hAnsi="游ゴシック" w:eastAsia="游ゴシック"/>
+          <w:b w:val="0"/>
+          <w:i w:val="0"/>
+          <w:sz w:val="17"/>
+        </w:rPr>
+        <w:t>3の振興山村は、農林水産省「振興山村一覧表」により確かめました。</w:t>
+      </w:r>
+    </w:p>
+    <w:p>
+      <w:pPr>
+        <w:pStyle w:val="Heading2"/>
+        <w:keepNext/>
+        <w:spacing w:before="180" w:after="100"/>
+      </w:pPr>
+      <w:bookmarkStart w:id="118" w:name="_Toc_018"/>
+      <w:r>
+        <w:rPr>
+          <w:rFonts w:ascii="游ゴシック" w:hAnsi="游ゴシック" w:eastAsia="游ゴシック"/>
+          <w:b/>
+          <w:i w:val="0"/>
+          <w:color w:val="2E74B5"/>
+          <w:sz w:val="25"/>
+        </w:rPr>
+        <w:t>5-3　この確認の限界</w:t>
+      </w:r>
+      <w:bookmarkEnd w:id="118"/>
+    </w:p>
+    <w:p>
+      <w:pPr>
+        <w:keepNext/>
+        <w:spacing w:before="200" w:after="40"/>
+      </w:pPr>
+      <w:r>
+        <w:rPr>
+          <w:rFonts w:ascii="游ゴシック" w:hAnsi="游ゴシック" w:eastAsia="游ゴシック"/>
+          <w:b/>
+          <w:i w:val="0"/>
+          <w:color w:val="1F4D78"/>
+          <w:sz w:val="22"/>
+        </w:rPr>
+        <w:t>【表12】確かめきれていないこと</w:t>
+      </w:r>
+    </w:p>
+    <w:tbl>
+      <w:tblPr>
+        <w:tblW w:type="auto" w:w="0"/>
+        <w:jc w:val="center"/>
+        <w:tblLayout w:type="fixed"/>
+        <w:tblLook w:firstColumn="1" w:firstRow="1" w:lastColumn="0" w:lastRow="0" w:noHBand="0" w:noVBand="1" w:val="04A0"/>
+        <w:tblBorders>
+          <w:top w:val="single" w:sz="6" w:space="0" w:color="2E75B6"/>
+          <w:left w:val="single" w:sz="4" w:space="0" w:color="BFBFBF"/>
+          <w:bottom w:val="single" w:sz="6" w:space="0" w:color="2E75B6"/>
+          <w:right w:val="single" w:sz="4" w:space="0" w:color="BFBFBF"/>
+          <w:insideH w:val="single" w:sz="4" w:space="0" w:color="BFBFBF"/>
+          <w:insideV w:val="single" w:sz="4" w:space="0" w:color="BFBFBF"/>
+        </w:tblBorders>
+        <w:tblCellMar>
+          <w:left w:w="10" w:type="dxa"/>
+          <w:right w:w="10" w:type="dxa"/>
+        </w:tblCellMar>
+      </w:tblPr>
+      <w:tblGrid>
+        <w:gridCol w:w="4195"/>
+        <w:gridCol w:w="5556"/>
+      </w:tblGrid>
+      <w:tr>
+        <w:tc>
+          <w:tcPr>
+            <w:tcW w:type="dxa" w:w="4195"/>
+            <w:shd w:val="clear" w:fill="1F3864"/>
+            <w:vAlign w:val="center"/>
+          </w:tcPr>
+          <w:p>
+            <w:pPr>
+              <w:spacing w:before="20" w:after="20"/>
+              <w:jc w:val="center"/>
+            </w:pPr>
+            <w:r>
+              <w:rPr>
+                <w:rFonts w:ascii="游ゴシック" w:hAnsi="游ゴシック" w:eastAsia="游ゴシック"/>
+                <w:b/>
+                <w:i w:val="0"/>
+                <w:color w:val="FFFFFF"/>
+                <w:sz w:val="17"/>
+              </w:rPr>
+              <w:t>確かめきれていないこと</w:t>
+            </w:r>
+          </w:p>
+        </w:tc>
+        <w:tc>
+          <w:tcPr>
+            <w:tcW w:type="dxa" w:w="5556"/>
+            <w:shd w:val="clear" w:fill="1F3864"/>
+            <w:vAlign w:val="center"/>
+          </w:tcPr>
+          <w:p>
+            <w:pPr>
+              <w:spacing w:before="20" w:after="20"/>
+              <w:jc w:val="center"/>
+            </w:pPr>
+            <w:r>
+              <w:rPr>
+                <w:rFonts w:ascii="游ゴシック" w:hAnsi="游ゴシック" w:eastAsia="游ゴシック"/>
+                <w:b/>
+                <w:i w:val="0"/>
+                <w:color w:val="FFFFFF"/>
+                <w:sz w:val="17"/>
+              </w:rPr>
+              <w:t>必要な手当て</w:t>
+            </w:r>
+          </w:p>
+        </w:tc>
+      </w:tr>
+      <w:tr>
+        <w:tc>
+          <w:tcPr>
+            <w:tcW w:type="dxa" w:w="4195"/>
+            <w:vAlign w:val="center"/>
+          </w:tcPr>
+          <w:p>
+            <w:pPr>
+              <w:spacing w:before="20" w:after="20"/>
+            </w:pPr>
+            <w:r>
+              <w:rPr>
+                <w:rFonts w:ascii="游ゴシック" w:hAnsi="游ゴシック" w:eastAsia="游ゴシック"/>
+                <w:b w:val="0"/>
+                <w:i w:val="0"/>
+                <w:sz w:val="17"/>
+              </w:rPr>
+              <w:t>添付の一覧は</w:t>
+            </w:r>
+            <w:r>
+              <w:rPr>
+                <w:rFonts w:ascii="游ゴシック" w:hAnsi="游ゴシック" w:eastAsia="游ゴシック"/>
+                <w:b/>
+                <w:i w:val="0"/>
+                <w:sz w:val="17"/>
+              </w:rPr>
+              <w:t>平成30年4月17日</w:t>
+            </w:r>
+            <w:r>
+              <w:rPr>
+                <w:rFonts w:ascii="游ゴシック" w:hAnsi="游ゴシック" w:eastAsia="游ゴシック"/>
+                <w:b w:val="0"/>
+                <w:i w:val="0"/>
+                <w:sz w:val="17"/>
+              </w:rPr>
+              <w:t>時点の民間団体の整理であり、引用する過疎法も平成12年法律第15号（現行は令和3年法律第19号）</w:t>
+            </w:r>
+          </w:p>
+        </w:tc>
+        <w:tc>
+          <w:tcPr>
+            <w:tcW w:type="dxa" w:w="5556"/>
+            <w:vAlign w:val="center"/>
+          </w:tcPr>
+          <w:p>
+            <w:pPr>
+              <w:spacing w:before="20" w:after="20"/>
+            </w:pPr>
+            <w:r>
+              <w:rPr>
+                <w:rFonts w:ascii="游ゴシック" w:hAnsi="游ゴシック" w:eastAsia="游ゴシック"/>
+                <w:b/>
+                <w:i w:val="0"/>
+                <w:sz w:val="17"/>
+              </w:rPr>
+              <w:t>現行の厚生労働大臣告示（平成12年厚生省告示第24号の最新改正）で確かめる。</w:t>
+            </w:r>
+            <w:r>
+              <w:rPr>
+                <w:rFonts w:ascii="游ゴシック" w:hAnsi="游ゴシック" w:eastAsia="游ゴシック"/>
+                <w:b w:val="0"/>
+                <w:i w:val="0"/>
+                <w:sz w:val="17"/>
+              </w:rPr>
+              <w:t xml:space="preserve"> 県の介護保険担当課にお尋ねいただく</w:t>
+            </w:r>
+          </w:p>
+        </w:tc>
+      </w:tr>
+      <w:tr>
+        <w:tc>
+          <w:tcPr>
+            <w:tcW w:type="dxa" w:w="4195"/>
+            <w:vAlign w:val="center"/>
+          </w:tcPr>
+          <w:p>
+            <w:pPr>
+              <w:spacing w:before="20" w:after="20"/>
+            </w:pPr>
+            <w:r>
+              <w:rPr>
+                <w:rFonts w:ascii="游ゴシック" w:hAnsi="游ゴシック" w:eastAsia="游ゴシック"/>
+                <w:b w:val="0"/>
+                <w:i w:val="0"/>
+                <w:sz w:val="17"/>
+              </w:rPr>
+              <w:t>振興山村の区域は</w:t>
+            </w:r>
+            <w:r>
+              <w:rPr>
+                <w:rFonts w:ascii="游ゴシック" w:hAnsi="游ゴシック" w:eastAsia="游ゴシック"/>
+                <w:b/>
+                <w:i w:val="0"/>
+                <w:sz w:val="17"/>
+              </w:rPr>
+              <w:t>昭和25年2月1日時点の市町村境界</w:t>
+            </w:r>
+            <w:r>
+              <w:rPr>
+                <w:rFonts w:ascii="游ゴシック" w:hAnsi="游ゴシック" w:eastAsia="游ゴシック"/>
+                <w:b w:val="0"/>
+                <w:i w:val="0"/>
+                <w:sz w:val="17"/>
+              </w:rPr>
+              <w:t>を基準とするため、「旧夏井村」が現在のどの大字に当たるかが定まらない</w:t>
+            </w:r>
+          </w:p>
+        </w:tc>
+        <w:tc>
+          <w:tcPr>
+            <w:tcW w:type="dxa" w:w="5556"/>
+            <w:vAlign w:val="center"/>
+          </w:tcPr>
+          <w:p>
+            <w:pPr>
+              <w:spacing w:before="20" w:after="20"/>
+            </w:pPr>
+            <w:r>
+              <w:rPr>
+                <w:rFonts w:ascii="游ゴシック" w:hAnsi="游ゴシック" w:eastAsia="游ゴシック"/>
+                <w:b/>
+                <w:i w:val="0"/>
+                <w:sz w:val="17"/>
+              </w:rPr>
+              <w:t>町でなければ分からない。</w:t>
+            </w:r>
+            <w:r>
+              <w:rPr>
+                <w:rFonts w:ascii="游ゴシック" w:hAnsi="游ゴシック" w:eastAsia="游ゴシック"/>
+                <w:b w:val="0"/>
+                <w:i w:val="0"/>
+                <w:sz w:val="17"/>
+              </w:rPr>
+              <w:t xml:space="preserve"> 町にご確認いただく（町Ｈ-6）</w:t>
+            </w:r>
+          </w:p>
+        </w:tc>
+      </w:tr>
+      <w:tr>
+        <w:tc>
+          <w:tcPr>
+            <w:tcW w:type="dxa" w:w="4195"/>
+            <w:vAlign w:val="center"/>
+          </w:tcPr>
+          <w:p>
+            <w:pPr>
+              <w:keepNext/>
+              <w:spacing w:before="20" w:after="20"/>
+            </w:pPr>
+            <w:r>
+              <w:rPr>
+                <w:rFonts w:ascii="游ゴシック" w:hAnsi="游ゴシック" w:eastAsia="游ゴシック"/>
+                <w:b w:val="0"/>
+                <w:i w:val="0"/>
+                <w:sz w:val="17"/>
+              </w:rPr>
+              <w:t>旧夏井村の区域に介護サービス事業所があるか、</w:t>
+            </w:r>
+            <w:r>
+              <w:rPr>
+                <w:rFonts w:ascii="游ゴシック" w:hAnsi="游ゴシック" w:eastAsia="游ゴシック"/>
+                <w:b/>
+                <w:i w:val="0"/>
+                <w:sz w:val="17"/>
+              </w:rPr>
+              <w:t>現に特別地域加算を算定している事業所があるか</w:t>
+            </w:r>
+          </w:p>
+        </w:tc>
+        <w:tc>
+          <w:tcPr>
+            <w:tcW w:type="dxa" w:w="5556"/>
+            <w:vAlign w:val="center"/>
+          </w:tcPr>
+          <w:p>
+            <w:pPr>
+              <w:keepNext/>
+              <w:spacing w:before="20" w:after="20"/>
+            </w:pPr>
+            <w:r>
+              <w:rPr>
+                <w:rFonts w:ascii="游ゴシック" w:hAnsi="游ゴシック" w:eastAsia="游ゴシック"/>
+                <w:b w:val="0"/>
+                <w:i w:val="0"/>
+                <w:sz w:val="17"/>
+              </w:rPr>
+              <w:t>町にご確認いただく（町Ｈ-6）。算定実績があれば、対象地域であることの裏づけになる</w:t>
+            </w:r>
+          </w:p>
+        </w:tc>
+      </w:tr>
+      <w:tr>
+        <w:tc>
+          <w:tcPr>
+            <w:tcW w:type="dxa" w:w="4195"/>
+            <w:vAlign w:val="center"/>
+          </w:tcPr>
+          <w:p>
+            <w:pPr>
+              <w:spacing w:before="20" w:after="20"/>
+            </w:pPr>
+            <w:r>
+              <w:rPr>
+                <w:rFonts w:ascii="游ゴシック" w:hAnsi="游ゴシック" w:eastAsia="游ゴシック"/>
+                <w:b w:val="0"/>
+                <w:i w:val="0"/>
+                <w:sz w:val="17"/>
+              </w:rPr>
+              <w:t>特定地域の基準は</w:t>
+            </w:r>
+            <w:r>
+              <w:rPr>
+                <w:rFonts w:ascii="游ゴシック" w:hAnsi="游ゴシック" w:eastAsia="游ゴシック"/>
+                <w:b/>
+                <w:i w:val="0"/>
+                <w:sz w:val="17"/>
+              </w:rPr>
+              <w:t>厚生労働省令</w:t>
+            </w:r>
+            <w:r>
+              <w:rPr>
+                <w:rFonts w:ascii="游ゴシック" w:hAnsi="游ゴシック" w:eastAsia="游ゴシック"/>
+                <w:b w:val="0"/>
+                <w:i w:val="0"/>
+                <w:sz w:val="17"/>
+              </w:rPr>
+              <w:t>で定まるもので、部会資料は</w:t>
+            </w:r>
+            <w:r>
+              <w:rPr>
+                <w:rFonts w:ascii="游ゴシック" w:hAnsi="游ゴシック" w:eastAsia="游ゴシック"/>
+                <w:b/>
+                <w:i w:val="0"/>
+                <w:sz w:val="17"/>
+              </w:rPr>
+              <w:t>素案</w:t>
+            </w:r>
+            <w:r>
+              <w:rPr>
+                <w:rFonts w:ascii="游ゴシック" w:hAnsi="游ゴシック" w:eastAsia="游ゴシック"/>
+                <w:b w:val="0"/>
+                <w:i w:val="0"/>
+                <w:sz w:val="17"/>
+              </w:rPr>
+              <w:t>の段階</w:t>
+            </w:r>
+          </w:p>
+        </w:tc>
+        <w:tc>
+          <w:tcPr>
+            <w:tcW w:type="dxa" w:w="5556"/>
+            <w:vAlign w:val="center"/>
+          </w:tcPr>
+          <w:p>
+            <w:pPr>
+              <w:spacing w:before="20" w:after="20"/>
+            </w:pPr>
+            <w:r>
+              <w:rPr>
+                <w:rFonts w:ascii="游ゴシック" w:hAnsi="游ゴシック" w:eastAsia="游ゴシック"/>
+                <w:b w:val="0"/>
+                <w:i w:val="0"/>
+                <w:sz w:val="17"/>
+              </w:rPr>
+              <w:t>省令・告示を待つ。</w:t>
+            </w:r>
+            <w:r>
+              <w:rPr>
+                <w:rFonts w:ascii="游ゴシック" w:hAnsi="游ゴシック" w:eastAsia="游ゴシック"/>
+                <w:b/>
+                <w:i w:val="0"/>
+                <w:sz w:val="17"/>
+              </w:rPr>
+              <w:t>本文に指定の有無を書かない</w:t>
+            </w:r>
+            <w:r>
+              <w:rPr>
+                <w:rFonts w:ascii="游ゴシック" w:hAnsi="游ゴシック" w:eastAsia="游ゴシック"/>
+                <w:b w:val="0"/>
+                <w:i w:val="0"/>
+                <w:sz w:val="17"/>
+              </w:rPr>
+              <w:t>（県Ｋ-1）</w:t>
+            </w:r>
+          </w:p>
+        </w:tc>
+      </w:tr>
+    </w:tbl>
+    <w:p>
+      <w:pPr>
+        <w:spacing w:after="40"/>
+      </w:pPr>
+    </w:p>
+    <w:p>
+      <w:pPr>
+        <w:pStyle w:val="Heading2"/>
+        <w:keepNext/>
+        <w:spacing w:before="180" w:after="100"/>
+      </w:pPr>
+      <w:bookmarkStart w:id="119" w:name="_Toc_019"/>
+      <w:r>
+        <w:rPr>
+          <w:rFonts w:ascii="游ゴシック" w:hAnsi="游ゴシック" w:eastAsia="游ゴシック"/>
+          <w:b/>
+          <w:i w:val="0"/>
+          <w:color w:val="2E74B5"/>
+          <w:sz w:val="25"/>
+        </w:rPr>
+        <w:t>5-4　本町として次にすること</w:t>
+      </w:r>
+      <w:bookmarkEnd w:id="119"/>
+    </w:p>
+    <w:p>
+      <w:pPr>
+        <w:spacing w:before="60" w:after="60"/>
+      </w:pPr>
+      <w:r>
+        <w:rPr>
+          <w:rFonts w:ascii="游ゴシック" w:hAnsi="游ゴシック" w:eastAsia="游ゴシック"/>
+          <w:b/>
+          <w:i w:val="0"/>
+          <w:sz w:val="21"/>
+        </w:rPr>
+        <w:t>指定の手続は、市町村が要否を検討し、その意向を踏まえて都道府県が対象地域を定めるものです（部会資料p.9）。起点は町の意向です。</w:t>
+      </w:r>
+    </w:p>
+    <w:p>
+      <w:pPr>
+        <w:spacing w:before="60" w:after="60"/>
+      </w:pPr>
+      <w:r>
+        <w:rPr>
+          <w:rFonts w:ascii="游ゴシック" w:hAnsi="游ゴシック" w:eastAsia="游ゴシック"/>
+          <w:b/>
+          <w:i w:val="0"/>
+          <w:sz w:val="21"/>
+        </w:rPr>
+        <w:t>部会資料p.9③は、一部地域のエリア設定として「旧市町村単位・行政区単位・日常生活圏域単位」を挙げています。</w:t>
+      </w:r>
+      <w:r>
+        <w:rPr>
+          <w:rFonts w:ascii="游ゴシック" w:hAnsi="游ゴシック" w:eastAsia="游ゴシック"/>
+          <w:b w:val="0"/>
+          <w:i w:val="0"/>
+          <w:sz w:val="21"/>
+        </w:rPr>
+        <w:t>本町の振興山村は</w:t>
+      </w:r>
+      <w:r>
+        <w:rPr>
+          <w:rFonts w:ascii="游ゴシック" w:hAnsi="游ゴシック" w:eastAsia="游ゴシック"/>
+          <w:b/>
+          <w:i w:val="0"/>
+          <w:sz w:val="21"/>
+        </w:rPr>
+        <w:t>旧夏井村＝旧市町村単位</w:t>
+      </w:r>
+      <w:r>
+        <w:rPr>
+          <w:rFonts w:ascii="游ゴシック" w:hAnsi="游ゴシック" w:eastAsia="游ゴシック"/>
+          <w:b w:val="0"/>
+          <w:i w:val="0"/>
+          <w:sz w:val="21"/>
+        </w:rPr>
+        <w:t>であり、この考え方とそのまま重なります。</w:t>
+      </w:r>
+    </w:p>
+    <w:p>
+      <w:pPr>
+        <w:spacing w:before="60" w:after="60"/>
+      </w:pPr>
+      <w:r>
+        <w:rPr>
+          <w:rFonts w:ascii="游ゴシック" w:hAnsi="游ゴシック" w:eastAsia="游ゴシック"/>
+          <w:b/>
+          <w:i w:val="0"/>
+          <w:sz w:val="21"/>
+        </w:rPr>
+        <w:t>ただし、本文に書くのはまだ早いと考えます。</w:t>
+      </w:r>
+      <w:r>
+        <w:rPr>
+          <w:rFonts w:ascii="游ゴシック" w:hAnsi="游ゴシック" w:eastAsia="游ゴシック"/>
+          <w:b w:val="0"/>
+          <w:i w:val="0"/>
+          <w:sz w:val="21"/>
+        </w:rPr>
+        <w:t xml:space="preserve"> 基準は省令で定まるものであり、素案の段階です。本計画には、</w:t>
+      </w:r>
+      <w:r>
+        <w:rPr>
+          <w:rFonts w:ascii="游ゴシック" w:hAnsi="游ゴシック" w:eastAsia="游ゴシック"/>
+          <w:b/>
+          <w:i w:val="0"/>
+          <w:sz w:val="21"/>
+        </w:rPr>
+        <w:t>本町に振興山村があるという事実</w:t>
+      </w:r>
+      <w:r>
+        <w:rPr>
+          <w:rFonts w:ascii="游ゴシック" w:hAnsi="游ゴシック" w:eastAsia="游ゴシック"/>
+          <w:b w:val="0"/>
+          <w:i w:val="0"/>
+          <w:sz w:val="21"/>
+        </w:rPr>
+        <w:t>と、</w:t>
+      </w:r>
+      <w:r>
+        <w:rPr>
+          <w:rFonts w:ascii="游ゴシック" w:hAnsi="游ゴシック" w:eastAsia="游ゴシック"/>
+          <w:b/>
+          <w:i w:val="0"/>
+          <w:sz w:val="21"/>
+        </w:rPr>
+        <w:t>県からの意向照会に備えて検討する旨</w:t>
+      </w:r>
+      <w:r>
+        <w:rPr>
+          <w:rFonts w:ascii="游ゴシック" w:hAnsi="游ゴシック" w:eastAsia="游ゴシック"/>
+          <w:b w:val="0"/>
+          <w:i w:val="0"/>
+          <w:sz w:val="21"/>
+        </w:rPr>
+        <w:t>を書くにとどめ、指定の有無を断定しません。</w:t>
+      </w:r>
+    </w:p>
+    <w:p>
+      <w:pPr>
+        <w:spacing w:before="60" w:after="60"/>
+      </w:pPr>
+      <w:r>
+        <w:rPr>
+          <w:rFonts w:ascii="游ゴシック" w:hAnsi="游ゴシック" w:eastAsia="游ゴシック"/>
+          <w:b/>
+          <w:i w:val="0"/>
+          <w:sz w:val="21"/>
+        </w:rPr>
+        <w:t>なお、特定地域に指定された場合に使えるようになるのは、人員配置基準の弾力化と包括的な評価（月当たり定額報酬）を選べる特定地域サービスと、市町村が給付に代えて事業費で委託する特定地域居宅サービス等事業です。</w:t>
+      </w:r>
+      <w:r>
+        <w:rPr>
+          <w:rFonts w:ascii="游ゴシック" w:hAnsi="游ゴシック" w:eastAsia="游ゴシック"/>
+          <w:b w:val="0"/>
+          <w:i w:val="0"/>
+          <w:sz w:val="21"/>
+        </w:rPr>
+        <w:t xml:space="preserve"> 本町は居宅介護支援事業所が5か所から3か所へ減り、訪問看護は1か所、介護サービス自給率は67.57％まで下がっています。</w:t>
+      </w:r>
+      <w:r>
+        <w:rPr>
+          <w:rFonts w:ascii="游ゴシック" w:hAnsi="游ゴシック" w:eastAsia="游ゴシック"/>
+          <w:b/>
+          <w:i w:val="0"/>
+          <w:sz w:val="21"/>
+        </w:rPr>
+        <w:t>事業所の維持という観点から、指定の実益はあります。</w:t>
+      </w:r>
+    </w:p>
+    <w:p>
+      <w:pPr>
+        <w:pStyle w:val="Heading1"/>
+        <w:keepNext/>
+        <w:spacing w:before="240" w:after="100"/>
+      </w:pPr>
+      <w:bookmarkStart w:id="120" w:name="_Toc_020"/>
+      <w:r>
+        <w:rPr>
+          <w:rFonts w:ascii="游ゴシック" w:hAnsi="游ゴシック" w:eastAsia="游ゴシック"/>
+          <w:b/>
+          <w:i w:val="0"/>
+          <w:color w:val="2E74B5"/>
+          <w:sz w:val="30"/>
+        </w:rPr>
+        <w:t>6　両計画の接点が法定になったこと</w:t>
+      </w:r>
+      <w:bookmarkEnd w:id="120"/>
     </w:p>
     <w:p>
       <w:pPr>
@@ -14779,7 +17036,7 @@
           <w:color w:val="1F4D78"/>
           <w:sz w:val="22"/>
         </w:rPr>
-        <w:t>【表10】支援会議と支援協議会の相互連携</w:t>
+        <w:t>【表13】支援会議と支援協議会の相互連携</w:t>
       </w:r>
     </w:p>
     <w:tbl>
@@ -15259,7 +17516,7 @@
         <w:keepNext/>
         <w:spacing w:before="240" w:after="100"/>
       </w:pPr>
-      <w:bookmarkStart w:id="116" w:name="_Toc_016"/>
+      <w:bookmarkStart w:id="121" w:name="_Toc_021"/>
       <w:r>
         <w:rPr>
           <w:rFonts w:ascii="游ゴシック" w:hAnsi="游ゴシック" w:eastAsia="游ゴシック"/>
@@ -15268,9 +17525,9 @@
           <w:color w:val="2E74B5"/>
           <w:sz w:val="30"/>
         </w:rPr>
-        <w:t>6　照会</w:t>
+        <w:t>7　照会</w:t>
       </w:r>
-      <w:bookmarkEnd w:id="116"/>
+      <w:bookmarkEnd w:id="121"/>
     </w:p>
     <w:p>
       <w:pPr>
@@ -15278,7 +17535,7 @@
         <w:keepNext/>
         <w:spacing w:before="180" w:after="100"/>
       </w:pPr>
-      <w:bookmarkStart w:id="117" w:name="_Toc_017"/>
+      <w:bookmarkStart w:id="122" w:name="_Toc_022"/>
       <w:r>
         <w:rPr>
           <w:rFonts w:ascii="游ゴシック" w:hAnsi="游ゴシック" w:eastAsia="游ゴシック"/>
@@ -15287,9 +17544,9 @@
           <w:color w:val="2E74B5"/>
           <w:sz w:val="25"/>
         </w:rPr>
-        <w:t>6-1　町への照会（6件）</w:t>
+        <w:t>7-1　町への照会（6件）</w:t>
       </w:r>
-      <w:bookmarkEnd w:id="117"/>
+      <w:bookmarkEnd w:id="122"/>
     </w:p>
     <w:p>
       <w:pPr>
@@ -15304,7 +17561,7 @@
           <w:color w:val="1F4D78"/>
           <w:sz w:val="22"/>
         </w:rPr>
-        <w:t>【表11】町への照会</w:t>
+        <w:t>【表14】町への照会</w:t>
       </w:r>
     </w:p>
     <w:tbl>
@@ -15940,17 +18197,44 @@
                 <w:i w:val="0"/>
                 <w:sz w:val="17"/>
               </w:rPr>
+              <w:t>振興山村（旧夏井村）の区域が、現在のどの大字に当たるか。</w:t>
+            </w:r>
+            <w:r>
+              <w:rPr>
+                <w:rFonts w:ascii="游ゴシック" w:hAnsi="游ゴシック" w:eastAsia="游ゴシック"/>
+                <w:b w:val="0"/>
+                <w:i w:val="0"/>
+                <w:sz w:val="17"/>
+              </w:rPr>
+              <w:t>その区域にある介護サービス事業所と、</w:t>
+            </w:r>
+            <w:r>
+              <w:rPr>
+                <w:rFonts w:ascii="游ゴシック" w:hAnsi="游ゴシック" w:eastAsia="游ゴシック"/>
+                <w:b/>
+                <w:i w:val="0"/>
+                <w:sz w:val="17"/>
+              </w:rPr>
+              <w:t>特別地域加算の算定実績</w:t>
+            </w:r>
+            <w:r>
+              <w:rPr>
+                <w:rFonts w:ascii="游ゴシック" w:hAnsi="游ゴシック" w:eastAsia="游ゴシック"/>
+                <w:b w:val="0"/>
+                <w:i w:val="0"/>
+                <w:sz w:val="17"/>
+              </w:rPr>
+              <w:t>。あわせて</w:t>
+            </w:r>
+            <w:r>
+              <w:rPr>
+                <w:rFonts w:ascii="游ゴシック" w:hAnsi="游ゴシック" w:eastAsia="游ゴシック"/>
+                <w:b/>
+                <w:i w:val="0"/>
+                <w:sz w:val="17"/>
+              </w:rPr>
               <w:t>特定地域の指定について町の意向</w:t>
             </w:r>
-            <w:r>
-              <w:rPr>
-                <w:rFonts w:ascii="游ゴシック" w:hAnsi="游ゴシック" w:eastAsia="游ゴシック"/>
-                <w:b w:val="0"/>
-                <w:i w:val="0"/>
-                <w:sz w:val="17"/>
-              </w:rPr>
-              <w:t>。町が特別地域加算の対象地域（一部指定を含む）に入っているか</w:t>
-            </w:r>
           </w:p>
         </w:tc>
         <w:tc>
@@ -15975,6 +18259,15 @@
               <w:rPr>
                 <w:rFonts w:ascii="游ゴシック" w:hAnsi="游ゴシック" w:eastAsia="游ゴシック"/>
                 <w:b/>
+                <w:i w:val="0"/>
+                <w:sz w:val="17"/>
+              </w:rPr>
+              <w:t>本町は①により対象となりうる（本書5章）。</w:t>
+            </w:r>
+            <w:r>
+              <w:rPr>
+                <w:rFonts w:ascii="游ゴシック" w:hAnsi="游ゴシック" w:eastAsia="游ゴシック"/>
+                <w:b w:val="0"/>
                 <w:i w:val="0"/>
                 <w:sz w:val="17"/>
               </w:rPr>
@@ -16015,7 +18308,7 @@
         <w:keepNext/>
         <w:spacing w:before="180" w:after="100"/>
       </w:pPr>
-      <w:bookmarkStart w:id="118" w:name="_Toc_018"/>
+      <w:bookmarkStart w:id="123" w:name="_Toc_023"/>
       <w:r>
         <w:rPr>
           <w:rFonts w:ascii="游ゴシック" w:hAnsi="游ゴシック" w:eastAsia="游ゴシック"/>
@@ -16024,9 +18317,9 @@
           <w:color w:val="2E74B5"/>
           <w:sz w:val="25"/>
         </w:rPr>
-        <w:t>6-2　県への照会（6件）</w:t>
+        <w:t>7-2　県への照会（6件）</w:t>
       </w:r>
-      <w:bookmarkEnd w:id="118"/>
+      <w:bookmarkEnd w:id="123"/>
     </w:p>
     <w:p>
       <w:pPr>
@@ -16041,7 +18334,7 @@
           <w:color w:val="1F4D78"/>
           <w:sz w:val="22"/>
         </w:rPr>
-        <w:t>【表12】県への照会</w:t>
+        <w:t>【表15】県への照会</w:t>
       </w:r>
     </w:p>
     <w:tbl>
@@ -16209,7 +18502,16 @@
                 <w:i w:val="0"/>
                 <w:sz w:val="17"/>
               </w:rPr>
-              <w:t>の内容と示される時期。県が特定地域を定める時期と、町への意向照会の時期</w:t>
+              <w:t>の内容と示される時期。県が特定地域を定める時期と、町への意向照会の時期。あわせて</w:t>
+            </w:r>
+            <w:r>
+              <w:rPr>
+                <w:rFonts w:ascii="游ゴシック" w:hAnsi="游ゴシック" w:eastAsia="游ゴシック"/>
+                <w:b/>
+                <w:i w:val="0"/>
+                <w:sz w:val="17"/>
+              </w:rPr>
+              <w:t>現行の特別地域加算の対象地域の告示で、本町の振興山村（旧夏井村）がどう扱われているか</w:t>
             </w:r>
           </w:p>
         </w:tc>
@@ -16229,7 +18531,7 @@
                 <w:i w:val="0"/>
                 <w:sz w:val="17"/>
               </w:rPr>
-              <w:t>介保法第42条第1項第3号（区分Ｃ）</w:t>
+              <w:t>介保法第42条第1項第3号（区分Ｃ）。本書5章</w:t>
             </w:r>
           </w:p>
         </w:tc>
@@ -16856,7 +19158,7 @@
         <w:keepNext/>
         <w:spacing w:before="240" w:after="100"/>
       </w:pPr>
-      <w:bookmarkStart w:id="119" w:name="_Toc_019"/>
+      <w:bookmarkStart w:id="124" w:name="_Toc_024"/>
       <w:r>
         <w:rPr>
           <w:rFonts w:ascii="游ゴシック" w:hAnsi="游ゴシック" w:eastAsia="游ゴシック"/>
@@ -16865,9 +19167,9 @@
           <w:color w:val="2E74B5"/>
           <w:sz w:val="30"/>
         </w:rPr>
-        <w:t>7　まとめ</w:t>
+        <w:t>8　まとめ</w:t>
       </w:r>
-      <w:bookmarkEnd w:id="119"/>
+      <w:bookmarkEnd w:id="124"/>
     </w:p>
     <w:p>
       <w:pPr>
@@ -16882,7 +19184,7 @@
           <w:color w:val="1F4D78"/>
           <w:sz w:val="22"/>
         </w:rPr>
-        <w:t>【表13】区分ごとの件数</w:t>
+        <w:t>【表16】区分ごとの件数</w:t>
       </w:r>
     </w:p>
     <w:tbl>

--- a/小野町_引継ぎ_整理済/04_算定・見込量/小野町_令和8年法改正の反映と3区分の仕分け_20261015.docx
+++ b/小野町_引継ぎ_整理済/04_算定・見込量/小野町_令和8年法改正の反映と3区分の仕分け_20261015.docx
@@ -7038,7 +7038,7 @@
                 <w:i w:val="0"/>
                 <w:sz w:val="17"/>
               </w:rPr>
-              <w:t>高齢：第6章10。</w:t>
+              <w:t>高齢：第6章11。</w:t>
             </w:r>
             <w:r>
               <w:rPr>
@@ -7413,7 +7413,7 @@
                 <w:i w:val="0"/>
                 <w:sz w:val="17"/>
               </w:rPr>
-              <w:t>高齢：第6章11（素案 第10版で新設済み）。ただし地域支援事業の実施の面を補う</w:t>
+              <w:t>高齢：第6章12（素案 第10版で新設済み）。ただし地域支援事業の実施の面を補う</w:t>
             </w:r>
           </w:p>
         </w:tc>
@@ -11262,7 +11262,7 @@
                 <w:i w:val="0"/>
                 <w:sz w:val="17"/>
               </w:rPr>
-              <w:t>高齢：第6章10。</w:t>
+              <w:t>高齢：第6章11。</w:t>
             </w:r>
             <w:r>
               <w:rPr>
@@ -19568,7 +19568,7 @@
           <w:i w:val="0"/>
           <w:sz w:val="21"/>
         </w:rPr>
-        <w:t xml:space="preserve"> 中長期の推計（第6章10）と将来に向けた施策（第6章11）は素案 第10版で既に置いていますが、</w:t>
+        <w:t xml:space="preserve"> 中長期の推計（第6章11）と将来に向けた施策（第6章12）は素案 第10版で既に置いていますが、</w:t>
       </w:r>
       <w:r>
         <w:rPr>

--- a/小野町_引継ぎ_整理済/04_算定・見込量/小野町_令和8年法改正の反映と3区分の仕分け_20261015.docx
+++ b/小野町_引継ぎ_整理済/04_算定・見込量/小野町_令和8年法改正の反映と3区分の仕分け_20261015.docx
@@ -13677,16 +13677,16 @@
                 <w:i w:val="0"/>
                 <w:sz w:val="17"/>
               </w:rPr>
-              <w:t>医療的ケア者</w:t>
-            </w:r>
-            <w:r>
-              <w:rPr>
-                <w:rFonts w:ascii="游ゴシック" w:hAnsi="游ゴシック" w:eastAsia="游ゴシック"/>
-                <w:b w:val="0"/>
-                <w:i w:val="0"/>
-                <w:sz w:val="17"/>
-              </w:rPr>
-              <w:t>（医療的ケア児であった者等）及び</w:t>
+              <w:t>医療的ケア児等</w:t>
+            </w:r>
+            <w:r>
+              <w:rPr>
+                <w:rFonts w:ascii="游ゴシック" w:hAnsi="游ゴシック" w:eastAsia="游ゴシック"/>
+                <w:b w:val="0"/>
+                <w:i w:val="0"/>
+                <w:sz w:val="17"/>
+              </w:rPr>
+              <w:t>（医療的ケア児であった者等を含む）及び</w:t>
             </w:r>
             <w:r>
               <w:rPr>
@@ -15041,7 +15041,7 @@
                 <w:i w:val="0"/>
                 <w:sz w:val="17"/>
               </w:rPr>
-              <w:t>医療的ケア児等支援センターとし、支援対象に医療的ケア者・重症心身障害児者を追記。業務に</w:t>
+              <w:t>医療的ケア児等支援センターとし、支援対象に18歳以上の医療的ケア児等・重症心身障害児者を追記。業務に</w:t>
             </w:r>
             <w:r>
               <w:rPr>

--- a/小野町_引継ぎ_整理済/04_算定・見込量/小野町_令和8年法改正の反映と3区分の仕分け_20261015.docx
+++ b/小野町_引継ぎ_整理済/04_算定・見込量/小野町_令和8年法改正の反映と3区分の仕分け_20261015.docx
@@ -311,7 +311,7 @@
             <w:rFonts w:ascii="游ゴシック" w:hAnsi="游ゴシック" w:eastAsia="游ゴシック"/>
             <w:sz w:val="20"/>
           </w:rPr>
-          <w:t xml:space="preserve">1-3　当方の前の整理の誤り（3件）</w:t>
+          <w:t xml:space="preserve">1-3　概要と新旧対照条文で読み方が分かれる3点</w:t>
         </w:r>
         <w:r>
           <w:rPr>
@@ -3521,7 +3521,7 @@
           <w:color w:val="2E74B5"/>
           <w:sz w:val="25"/>
         </w:rPr>
-        <w:t>1-3　当方の前の整理の誤り（3件）</w:t>
+        <w:t>1-3　概要と新旧対照条文で読み方が分かれる3点</w:t>
       </w:r>
       <w:bookmarkEnd w:id="104"/>
     </w:p>
@@ -3529,15 +3529,6 @@
       <w:pPr>
         <w:spacing w:before="60" w:after="60"/>
       </w:pPr>
-      <w:r>
-        <w:rPr>
-          <w:rFonts w:ascii="游ゴシック" w:hAnsi="游ゴシック" w:eastAsia="游ゴシック"/>
-          <w:b w:val="0"/>
-          <w:i w:val="0"/>
-          <w:sz w:val="21"/>
-        </w:rPr>
-        <w:t>前版（令和8年10月14日）は</w:t>
-      </w:r>
       <w:r>
         <w:rPr>
           <w:rFonts w:ascii="游ゴシック" w:hAnsi="游ゴシック" w:eastAsia="游ゴシック"/>
@@ -3554,7 +3545,7 @@
           <w:i w:val="0"/>
           <w:sz w:val="21"/>
         </w:rPr>
-        <w:t>により仕分けていました。新旧対照条文により、次の3件が誤りであったことが分かりました。</w:t>
+        <w:t>だけで仕分けると、次の3点を取り違えやすくなります。本書は新旧対照条文による整理を採っています。</w:t>
       </w:r>
     </w:p>
     <w:p>
@@ -3570,7 +3561,7 @@
           <w:color w:val="1F4D78"/>
           <w:sz w:val="22"/>
         </w:rPr>
-        <w:t>【表3】前版の誤りと訂正</w:t>
+        <w:t>【表3】概要と新旧対照条文の読み方の違い</w:t>
       </w:r>
     </w:p>
     <w:tbl>
@@ -3630,7 +3621,7 @@
                 <w:color w:val="FFFFFF"/>
                 <w:sz w:val="17"/>
               </w:rPr>
-              <w:t>前版の整理</w:t>
+              <w:t>概要からの読み</w:t>
             </w:r>
           </w:p>
         </w:tc>
@@ -3653,7 +3644,7 @@
                 <w:color w:val="FFFFFF"/>
                 <w:sz w:val="17"/>
               </w:rPr>
-              <w:t>新旧対照条文による正しい整理</w:t>
+              <w:t>新旧対照条文による整理</w:t>
             </w:r>
           </w:p>
         </w:tc>
@@ -3720,20 +3711,11 @@
             <w:r>
               <w:rPr>
                 <w:rFonts w:ascii="游ゴシック" w:hAnsi="游ゴシック" w:eastAsia="游ゴシック"/>
-                <w:b/>
-                <w:i w:val="0"/>
-                <w:sz w:val="17"/>
-              </w:rPr>
-              <w:t>誤り。</w:t>
-            </w:r>
-            <w:r>
-              <w:rPr>
-                <w:rFonts w:ascii="游ゴシック" w:hAnsi="游ゴシック" w:eastAsia="游ゴシック"/>
-                <w:b w:val="0"/>
-                <w:i w:val="0"/>
-                <w:sz w:val="17"/>
-              </w:rPr>
-              <w:t xml:space="preserve"> 介保法第117条第3項第4号・第4号の2・第5号、総合支援法第88条第3項第3〜5号、児福法第33条の20第3項第3号に</w:t>
+                <w:b w:val="0"/>
+                <w:i w:val="0"/>
+                <w:sz w:val="17"/>
+              </w:rPr>
+              <w:t>介保法第117条第3項第4号・第4号の2・第5号、総合支援法第88条第3項第3〜5号、児福法第33条の20第3項第3号に</w:t>
             </w:r>
             <w:r>
               <w:rPr>
@@ -3839,20 +3821,11 @@
             <w:r>
               <w:rPr>
                 <w:rFonts w:ascii="游ゴシック" w:hAnsi="游ゴシック" w:eastAsia="游ゴシック"/>
-                <w:b/>
-                <w:i w:val="0"/>
-                <w:sz w:val="17"/>
-              </w:rPr>
-              <w:t>誤り。</w:t>
-            </w:r>
-            <w:r>
-              <w:rPr>
-                <w:rFonts w:ascii="游ゴシック" w:hAnsi="游ゴシック" w:eastAsia="游ゴシック"/>
-                <w:b w:val="0"/>
-                <w:i w:val="0"/>
-                <w:sz w:val="17"/>
-              </w:rPr>
-              <w:t xml:space="preserve"> 第117条第5項第1号は</w:t>
+                <w:b w:val="0"/>
+                <w:i w:val="0"/>
+                <w:sz w:val="17"/>
+              </w:rPr>
+              <w:t>第117条第5項第1号は</w:t>
             </w:r>
             <w:r>
               <w:rPr>
@@ -3937,20 +3910,11 @@
             <w:r>
               <w:rPr>
                 <w:rFonts w:ascii="游ゴシック" w:hAnsi="游ゴシック" w:eastAsia="游ゴシック"/>
-                <w:b/>
-                <w:i w:val="0"/>
-                <w:sz w:val="17"/>
-              </w:rPr>
-              <w:t>誤り。</w:t>
-            </w:r>
-            <w:r>
-              <w:rPr>
-                <w:rFonts w:ascii="游ゴシック" w:hAnsi="游ゴシック" w:eastAsia="游ゴシック"/>
-                <w:b w:val="0"/>
-                <w:i w:val="0"/>
-                <w:sz w:val="17"/>
-              </w:rPr>
-              <w:t xml:space="preserve"> 第117条第14項は現行にもある。</w:t>
+                <w:b w:val="0"/>
+                <w:i w:val="0"/>
+                <w:sz w:val="17"/>
+              </w:rPr>
+              <w:t>第117条第14項は現行にもある。</w:t>
             </w:r>
             <w:r>
               <w:rPr>
@@ -4017,7 +3981,7 @@
           <w:i w:val="0"/>
           <w:sz w:val="21"/>
         </w:rPr>
-        <w:t>項と号の別が読み取れなかった</w:t>
+        <w:t>項と号の別が読み取れない</w:t>
       </w:r>
       <w:r>
         <w:rPr>
@@ -4035,7 +3999,7 @@
           <w:i w:val="0"/>
           <w:sz w:val="21"/>
         </w:rPr>
-        <w:t>条文に当たるまで断定すべきではありませんでした。</w:t>
+        <w:t>項・号は条文で確かめる必要があります。</w:t>
       </w:r>
     </w:p>
     <w:p>
@@ -10652,7 +10616,7 @@
           <w:i w:val="0"/>
           <w:sz w:val="21"/>
         </w:rPr>
-        <w:t>書きます。当方が前版で「町自身の取組と目標が要る」としたのは行き過ぎでした。</w:t>
+        <w:t>書きます。町単独の取組と目標を立てることまでは求められていません。</w:t>
       </w:r>
     </w:p>
     <w:p>
@@ -10929,7 +10893,7 @@
                 <w:i w:val="0"/>
                 <w:sz w:val="17"/>
               </w:rPr>
-              <w:t xml:space="preserve"> 当方は前に「市町村計画の記載事項ではない」としていたが誤り（本書1-3）</w:t>
+              <w:t xml:space="preserve"> 概要だけでは都道府県計画の事項と読めるため注意（本書1-3）</w:t>
             </w:r>
           </w:p>
         </w:tc>
